--- a/lessons/6-1/downloads/reveal/teacher/6.1-session-1-prerequisite-practice-a.docx
+++ b/lessons/6-1/downloads/reveal/teacher/6.1-session-1-prerequisite-practice-a.docx
@@ -15,10 +15,28 @@
         <w:rPr>
           <w:rFonts w:ascii="Avenir Next" w:hAnsi="Avenir Next" w:cs="Avenir Next" w:eastAsia="Avenir Next"/>
           <w:color w:val="1A1A1A"/>
+          <w:sz w:val="22"/>
+          <w:szCs w:val="20"/>
+        </w:rPr>
+        <w:t xml:space="preserve">Name</w:t>
+      </w:r>
+      <w:r>
+        <w:rPr>
+          <w:rFonts w:ascii="Avenir Next" w:hAnsi="Avenir Next" w:cs="Avenir Next" w:eastAsia="Avenir Next"/>
+          <w:color w:val="1A1A1A"/>
           <w:sz w:val="20"/>
           <w:szCs w:val="20"/>
         </w:rPr>
-        <w:t xml:space="preserve">Name</w:t>
+        <w:tab/>
+      </w:r>
+      <w:r>
+        <w:rPr>
+          <w:rFonts w:ascii="Avenir Next" w:hAnsi="Avenir Next" w:cs="Avenir Next" w:eastAsia="Avenir Next"/>
+          <w:color w:val="1A1A1A"/>
+          <w:sz w:val="22"/>
+          <w:szCs w:val="20"/>
+        </w:rPr>
+        <w:t xml:space="preserve">   Date</w:t>
       </w:r>
       <w:r>
         <w:rPr>
@@ -33,25 +51,7 @@
         <w:rPr>
           <w:rFonts w:ascii="Avenir Next" w:hAnsi="Avenir Next" w:cs="Avenir Next" w:eastAsia="Avenir Next"/>
           <w:color w:val="1A1A1A"/>
-          <w:sz w:val="20"/>
-          <w:szCs w:val="20"/>
-        </w:rPr>
-        <w:t xml:space="preserve">   Date</w:t>
-      </w:r>
-      <w:r>
-        <w:rPr>
-          <w:rFonts w:ascii="Avenir Next" w:hAnsi="Avenir Next" w:cs="Avenir Next" w:eastAsia="Avenir Next"/>
-          <w:color w:val="1A1A1A"/>
-          <w:sz w:val="20"/>
-          <w:szCs w:val="20"/>
-        </w:rPr>
-        <w:tab/>
-      </w:r>
-      <w:r>
-        <w:rPr>
-          <w:rFonts w:ascii="Avenir Next" w:hAnsi="Avenir Next" w:cs="Avenir Next" w:eastAsia="Avenir Next"/>
-          <w:color w:val="1A1A1A"/>
-          <w:sz w:val="20"/>
+          <w:sz w:val="22"/>
           <w:szCs w:val="20"/>
         </w:rPr>
         <w:t xml:space="preserve">   Period</w:t>
@@ -78,7 +78,7 @@
           <w:caps/>
           <w:color w:val="003A70"/>
           <w:spacing w:val="12"/>
-          <w:sz w:val="19"/>
+          <w:sz w:val="22"/>
           <w:szCs w:val="19"/>
         </w:rPr>
         <w:t xml:space="preserve">Lesson 6-1  ·  Session 1  ·  Prerequisite Practice A  ·  Skill 1 of 2</w:t>
@@ -86,6 +86,7 @@
     </w:p>
     <w:p>
       <w:pPr>
+        <w:pStyle w:val="Heading1"/>
         <w:keepNext/>
         <w:spacing w:before="0" w:after="10" w:line="240" w:lineRule="auto"/>
       </w:pPr>
@@ -111,7 +112,7 @@
         <w:rPr>
           <w:rFonts w:ascii="Avenir Next" w:hAnsi="Avenir Next" w:cs="Avenir Next" w:eastAsia="Avenir Next"/>
           <w:color w:val="5A5F66"/>
-          <w:sz w:val="17"/>
+          <w:sz w:val="22"/>
           <w:szCs w:val="17"/>
         </w:rPr>
         <w:t xml:space="preserve">Builds on Grade 3 · 3.OA.A.2</w:t>
@@ -154,6 +155,7 @@
           </w:tcPr>
           <w:p>
             <w:pPr>
+              <w:pStyle w:val="Heading2"/>
               <w:spacing w:before="0" w:after="0" w:line="252" w:lineRule="auto"/>
             </w:pPr>
             <w:r>
@@ -183,7 +185,7 @@
               <w:rPr>
                 <w:rFonts w:ascii="Avenir Next" w:hAnsi="Avenir Next" w:cs="Avenir Next" w:eastAsia="Avenir Next"/>
                 <w:color w:val="1A1A1A"/>
-                <w:sz w:val="20"/>
+                <w:sz w:val="22"/>
                 <w:szCs w:val="20"/>
               </w:rPr>
               <w:t xml:space="preserve">You will find how many 1/3-foot beds fit in 12 feet of edging: 12 ÷ 1/3.</w:t>
@@ -203,6 +205,7 @@
           </w:tcPr>
           <w:p>
             <w:pPr>
+              <w:pStyle w:val="Heading2"/>
               <w:spacing w:before="0" w:after="0" w:line="252" w:lineRule="auto"/>
             </w:pPr>
             <w:r>
@@ -232,7 +235,7 @@
               <w:rPr>
                 <w:rFonts w:ascii="Avenir Next" w:hAnsi="Avenir Next" w:cs="Avenir Next" w:eastAsia="Avenir Next"/>
                 <w:color w:val="1A1A1A"/>
-                <w:sz w:val="20"/>
+                <w:sz w:val="22"/>
                 <w:szCs w:val="20"/>
               </w:rPr>
               <w:t xml:space="preserve">Write total ÷ size of each group, like 48 ÷ 6.  </w:t>
@@ -242,7 +245,7 @@
                 <w:rFonts w:ascii="Avenir Next" w:hAnsi="Avenir Next" w:cs="Avenir Next" w:eastAsia="Avenir Next"/>
                 <w:b/>
                 <w:color w:val="1A1A1A"/>
-                <w:sz w:val="20"/>
+                <w:sz w:val="22"/>
                 <w:szCs w:val="20"/>
               </w:rPr>
               <w:t xml:space="preserve">You will use it in Practice Form A, problems 3 and 4.</w:t>
@@ -253,6 +256,7 @@
     </w:tbl>
     <w:p>
       <w:pPr>
+        <w:pStyle w:val="Heading2"/>
         <w:keepNext/>
         <w:pBdr>
           <w:bottom w:val="single" w:sz="8" w:space="3" w:color="003A70"/>
@@ -268,7 +272,7 @@
           <w:b/>
           <w:color w:val="003A70"/>
           <w:spacing w:val="14"/>
-          <w:sz w:val="19"/>
+          <w:sz w:val="22"/>
           <w:szCs w:val="19"/>
         </w:rPr>
         <w:t xml:space="preserve">STEPS TO FOLLOW</w:t>
@@ -287,7 +291,7 @@
           <w:rFonts w:ascii="Avenir Next" w:hAnsi="Avenir Next" w:cs="Avenir Next" w:eastAsia="Avenir Next"/>
           <w:i/>
           <w:color w:val="5A5F66"/>
-          <w:sz w:val="17"/>
+          <w:sz w:val="22"/>
           <w:szCs w:val="17"/>
         </w:rPr>
         <w:t xml:space="preserve">use these same steps on every problem</w:t>
@@ -329,6 +333,7 @@
           </w:tcPr>
           <w:p>
             <w:pPr>
+              <w:pStyle w:val="Heading1"/>
               <w:spacing w:before="0" w:after="0" w:line="240" w:lineRule="auto"/>
               <w:jc w:val="center"/>
             </w:pPr>
@@ -357,7 +362,7 @@
               <w:rPr>
                 <w:rFonts w:ascii="Avenir Next" w:hAnsi="Avenir Next" w:cs="Avenir Next" w:eastAsia="Avenir Next"/>
                 <w:color w:val="1A1A1A"/>
-                <w:sz w:val="21"/>
+                <w:sz w:val="22"/>
                 <w:szCs w:val="21"/>
               </w:rPr>
               <w:t xml:space="preserve">Find the </w:t>
@@ -367,7 +372,7 @@
                 <w:rFonts w:ascii="Avenir Next" w:hAnsi="Avenir Next" w:cs="Avenir Next" w:eastAsia="Avenir Next"/>
                 <w:b/>
                 <w:color w:val="1A1A1A"/>
-                <w:sz w:val="21"/>
+                <w:sz w:val="22"/>
                 <w:szCs w:val="21"/>
               </w:rPr>
               <w:t xml:space="preserve">total</w:t>
@@ -376,7 +381,7 @@
               <w:rPr>
                 <w:rFonts w:ascii="Avenir Next" w:hAnsi="Avenir Next" w:cs="Avenir Next" w:eastAsia="Avenir Next"/>
                 <w:color w:val="1A1A1A"/>
-                <w:sz w:val="21"/>
+                <w:sz w:val="22"/>
                 <w:szCs w:val="21"/>
               </w:rPr>
               <w:t xml:space="preserve"> amount.</w:t>
@@ -395,6 +400,7 @@
           </w:tcPr>
           <w:p>
             <w:pPr>
+              <w:pStyle w:val="Heading1"/>
               <w:spacing w:before="0" w:after="0" w:line="240" w:lineRule="auto"/>
               <w:jc w:val="center"/>
             </w:pPr>
@@ -423,7 +429,7 @@
               <w:rPr>
                 <w:rFonts w:ascii="Avenir Next" w:hAnsi="Avenir Next" w:cs="Avenir Next" w:eastAsia="Avenir Next"/>
                 <w:color w:val="1A1A1A"/>
-                <w:sz w:val="21"/>
+                <w:sz w:val="22"/>
                 <w:szCs w:val="21"/>
               </w:rPr>
               <w:t xml:space="preserve">Find the </w:t>
@@ -433,7 +439,7 @@
                 <w:rFonts w:ascii="Avenir Next" w:hAnsi="Avenir Next" w:cs="Avenir Next" w:eastAsia="Avenir Next"/>
                 <w:b/>
                 <w:color w:val="1A1A1A"/>
-                <w:sz w:val="21"/>
+                <w:sz w:val="22"/>
                 <w:szCs w:val="21"/>
               </w:rPr>
               <w:t xml:space="preserve">size</w:t>
@@ -442,7 +448,7 @@
               <w:rPr>
                 <w:rFonts w:ascii="Avenir Next" w:hAnsi="Avenir Next" w:cs="Avenir Next" w:eastAsia="Avenir Next"/>
                 <w:color w:val="1A1A1A"/>
-                <w:sz w:val="21"/>
+                <w:sz w:val="22"/>
                 <w:szCs w:val="21"/>
               </w:rPr>
               <w:t xml:space="preserve"> of each group.</w:t>
@@ -461,6 +467,7 @@
           </w:tcPr>
           <w:p>
             <w:pPr>
+              <w:pStyle w:val="Heading1"/>
               <w:spacing w:before="0" w:after="0" w:line="240" w:lineRule="auto"/>
               <w:jc w:val="center"/>
             </w:pPr>
@@ -489,7 +496,7 @@
               <w:rPr>
                 <w:rFonts w:ascii="Avenir Next" w:hAnsi="Avenir Next" w:cs="Avenir Next" w:eastAsia="Avenir Next"/>
                 <w:color w:val="1A1A1A"/>
-                <w:sz w:val="21"/>
+                <w:sz w:val="22"/>
                 <w:szCs w:val="21"/>
               </w:rPr>
               <w:t xml:space="preserve">Write total ÷ size. </w:t>
@@ -499,7 +506,7 @@
                 <w:rFonts w:ascii="Avenir Next" w:hAnsi="Avenir Next" w:cs="Avenir Next" w:eastAsia="Avenir Next"/>
                 <w:b/>
                 <w:color w:val="1A1A1A"/>
-                <w:sz w:val="21"/>
+                <w:sz w:val="22"/>
                 <w:szCs w:val="21"/>
               </w:rPr>
               <w:t xml:space="preserve">Divide</w:t>
@@ -508,7 +515,7 @@
               <w:rPr>
                 <w:rFonts w:ascii="Avenir Next" w:hAnsi="Avenir Next" w:cs="Avenir Next" w:eastAsia="Avenir Next"/>
                 <w:color w:val="1A1A1A"/>
-                <w:sz w:val="21"/>
+                <w:sz w:val="22"/>
                 <w:szCs w:val="21"/>
               </w:rPr>
               <w:t xml:space="preserve">.</w:t>
@@ -519,6 +526,7 @@
     </w:tbl>
     <w:p>
       <w:pPr>
+        <w:pStyle w:val="Heading2"/>
         <w:keepNext/>
         <w:pBdr>
           <w:bottom w:val="single" w:sz="8" w:space="3" w:color="003A70"/>
@@ -534,7 +542,7 @@
           <w:b/>
           <w:color w:val="003A70"/>
           <w:spacing w:val="14"/>
-          <w:sz w:val="19"/>
+          <w:sz w:val="22"/>
           <w:szCs w:val="19"/>
         </w:rPr>
         <w:t xml:space="preserve">WATCH ME</w:t>
@@ -553,7 +561,7 @@
           <w:rFonts w:ascii="Avenir Next" w:hAnsi="Avenir Next" w:cs="Avenir Next" w:eastAsia="Avenir Next"/>
           <w:i/>
           <w:color w:val="5A5F66"/>
-          <w:sz w:val="17"/>
+          <w:sz w:val="22"/>
           <w:szCs w:val="17"/>
         </w:rPr>
         <w:t xml:space="preserve">the steps in action</w:t>
@@ -568,7 +576,7 @@
           <w:rFonts w:ascii="Avenir Next" w:hAnsi="Avenir Next" w:cs="Avenir Next" w:eastAsia="Avenir Next"/>
           <w:b/>
           <w:color w:val="1A1A1A"/>
-          <w:sz w:val="21"/>
+          <w:sz w:val="22"/>
           <w:szCs w:val="21"/>
         </w:rPr>
         <w:t xml:space="preserve">A coach has 48 feet of rope. Each jump rope uses 6 feet. How many jump ropes?</w:t>
@@ -587,25 +595,25 @@
           <w:rFonts w:ascii="Avenir Next" w:hAnsi="Avenir Next" w:cs="Avenir Next" w:eastAsia="Avenir Next"/>
           <w:b/>
           <w:color w:val="003A70"/>
+          <w:sz w:val="22"/>
+          <w:szCs w:val="19"/>
+        </w:rPr>
+        <w:t xml:space="preserve">Step 1</w:t>
+      </w:r>
+      <w:r>
+        <w:rPr>
+          <w:rFonts w:ascii="Avenir Next" w:hAnsi="Avenir Next" w:cs="Avenir Next" w:eastAsia="Avenir Next"/>
+          <w:color w:val="1A1A1A"/>
           <w:sz w:val="19"/>
           <w:szCs w:val="19"/>
         </w:rPr>
-        <w:t xml:space="preserve">Step 1</w:t>
-      </w:r>
-      <w:r>
-        <w:rPr>
-          <w:rFonts w:ascii="Avenir Next" w:hAnsi="Avenir Next" w:cs="Avenir Next" w:eastAsia="Avenir Next"/>
-          <w:color w:val="1A1A1A"/>
-          <w:sz w:val="19"/>
-          <w:szCs w:val="19"/>
-        </w:rPr>
         <w:tab/>
       </w:r>
       <w:r>
         <w:rPr>
           <w:rFonts w:ascii="Avenir Next" w:hAnsi="Avenir Next" w:cs="Avenir Next" w:eastAsia="Avenir Next"/>
           <w:color w:val="1A1A1A"/>
-          <w:sz w:val="21"/>
+          <w:sz w:val="22"/>
           <w:szCs w:val="21"/>
         </w:rPr>
         <w:t xml:space="preserve">The total is 48 feet.</w:t>
@@ -624,25 +632,25 @@
           <w:rFonts w:ascii="Avenir Next" w:hAnsi="Avenir Next" w:cs="Avenir Next" w:eastAsia="Avenir Next"/>
           <w:b/>
           <w:color w:val="003A70"/>
+          <w:sz w:val="22"/>
+          <w:szCs w:val="19"/>
+        </w:rPr>
+        <w:t xml:space="preserve">Step 2</w:t>
+      </w:r>
+      <w:r>
+        <w:rPr>
+          <w:rFonts w:ascii="Avenir Next" w:hAnsi="Avenir Next" w:cs="Avenir Next" w:eastAsia="Avenir Next"/>
+          <w:color w:val="1A1A1A"/>
           <w:sz w:val="19"/>
           <w:szCs w:val="19"/>
         </w:rPr>
-        <w:t xml:space="preserve">Step 2</w:t>
-      </w:r>
-      <w:r>
-        <w:rPr>
-          <w:rFonts w:ascii="Avenir Next" w:hAnsi="Avenir Next" w:cs="Avenir Next" w:eastAsia="Avenir Next"/>
-          <w:color w:val="1A1A1A"/>
-          <w:sz w:val="19"/>
-          <w:szCs w:val="19"/>
-        </w:rPr>
         <w:tab/>
       </w:r>
       <w:r>
         <w:rPr>
           <w:rFonts w:ascii="Avenir Next" w:hAnsi="Avenir Next" w:cs="Avenir Next" w:eastAsia="Avenir Next"/>
           <w:color w:val="1A1A1A"/>
-          <w:sz w:val="21"/>
+          <w:sz w:val="22"/>
           <w:szCs w:val="21"/>
         </w:rPr>
         <w:t xml:space="preserve">The size of each group is 6 feet.</w:t>
@@ -661,25 +669,25 @@
           <w:rFonts w:ascii="Avenir Next" w:hAnsi="Avenir Next" w:cs="Avenir Next" w:eastAsia="Avenir Next"/>
           <w:b/>
           <w:color w:val="003A70"/>
+          <w:sz w:val="22"/>
+          <w:szCs w:val="19"/>
+        </w:rPr>
+        <w:t xml:space="preserve">Step 3</w:t>
+      </w:r>
+      <w:r>
+        <w:rPr>
+          <w:rFonts w:ascii="Avenir Next" w:hAnsi="Avenir Next" w:cs="Avenir Next" w:eastAsia="Avenir Next"/>
+          <w:color w:val="1A1A1A"/>
           <w:sz w:val="19"/>
           <w:szCs w:val="19"/>
         </w:rPr>
-        <w:t xml:space="preserve">Step 3</w:t>
-      </w:r>
-      <w:r>
-        <w:rPr>
-          <w:rFonts w:ascii="Avenir Next" w:hAnsi="Avenir Next" w:cs="Avenir Next" w:eastAsia="Avenir Next"/>
-          <w:color w:val="1A1A1A"/>
-          <w:sz w:val="19"/>
-          <w:szCs w:val="19"/>
-        </w:rPr>
         <w:tab/>
       </w:r>
       <w:r>
         <w:rPr>
           <w:rFonts w:ascii="Avenir Next" w:hAnsi="Avenir Next" w:cs="Avenir Next" w:eastAsia="Avenir Next"/>
           <w:color w:val="1A1A1A"/>
-          <w:sz w:val="21"/>
+          <w:sz w:val="22"/>
           <w:szCs w:val="21"/>
         </w:rPr>
         <w:t xml:space="preserve">48 ÷ 6 = 8.</w:t>
@@ -698,18 +706,18 @@
           <w:rFonts w:ascii="Avenir Next" w:hAnsi="Avenir Next" w:cs="Avenir Next" w:eastAsia="Avenir Next"/>
           <w:b/>
           <w:color w:val="1A1A1A"/>
+          <w:sz w:val="22"/>
+          <w:szCs w:val="21"/>
+        </w:rPr>
+        <w:t xml:space="preserve">Answer</w:t>
+      </w:r>
+      <w:r>
+        <w:rPr>
+          <w:rFonts w:ascii="Avenir Next" w:hAnsi="Avenir Next" w:cs="Avenir Next" w:eastAsia="Avenir Next"/>
+          <w:color w:val="1A1A1A"/>
           <w:sz w:val="21"/>
           <w:szCs w:val="21"/>
         </w:rPr>
-        <w:t xml:space="preserve">Answer</w:t>
-      </w:r>
-      <w:r>
-        <w:rPr>
-          <w:rFonts w:ascii="Avenir Next" w:hAnsi="Avenir Next" w:cs="Avenir Next" w:eastAsia="Avenir Next"/>
-          <w:color w:val="1A1A1A"/>
-          <w:sz w:val="21"/>
-          <w:szCs w:val="21"/>
-        </w:rPr>
         <w:tab/>
       </w:r>
       <w:r>
@@ -717,7 +725,7 @@
           <w:rFonts w:ascii="Avenir Next" w:hAnsi="Avenir Next" w:cs="Avenir Next" w:eastAsia="Avenir Next"/>
           <w:b/>
           <w:color w:val="1A1A1A"/>
-          <w:sz w:val="21"/>
+          <w:sz w:val="22"/>
           <w:szCs w:val="21"/>
         </w:rPr>
         <w:t xml:space="preserve">8 jump ropes</w:t>
@@ -725,6 +733,7 @@
     </w:p>
     <w:p>
       <w:pPr>
+        <w:pStyle w:val="Heading2"/>
         <w:keepNext/>
         <w:pBdr>
           <w:bottom w:val="single" w:sz="8" w:space="3" w:color="003A70"/>
@@ -740,7 +749,7 @@
           <w:b/>
           <w:color w:val="003A70"/>
           <w:spacing w:val="14"/>
-          <w:sz w:val="19"/>
+          <w:sz w:val="22"/>
           <w:szCs w:val="19"/>
         </w:rPr>
         <w:t xml:space="preserve">TRY IT WITH HELP</w:t>
@@ -759,7 +768,7 @@
           <w:rFonts w:ascii="Avenir Next" w:hAnsi="Avenir Next" w:cs="Avenir Next" w:eastAsia="Avenir Next"/>
           <w:i/>
           <w:color w:val="5A5F66"/>
-          <w:sz w:val="17"/>
+          <w:sz w:val="22"/>
           <w:szCs w:val="17"/>
         </w:rPr>
         <w:t xml:space="preserve">fill in each step</w:t>
@@ -817,35 +826,35 @@
           <w:rFonts w:ascii="Avenir Next" w:hAnsi="Avenir Next" w:cs="Avenir Next" w:eastAsia="Avenir Next"/>
           <w:b/>
           <w:color w:val="003A70"/>
+          <w:sz w:val="22"/>
+          <w:szCs w:val="18"/>
+        </w:rPr>
+        <w:t xml:space="preserve">Step 1</w:t>
+      </w:r>
+      <w:r>
+        <w:rPr>
+          <w:rFonts w:ascii="Avenir Next" w:hAnsi="Avenir Next" w:cs="Avenir Next" w:eastAsia="Avenir Next"/>
+          <w:color w:val="1A1A1A"/>
           <w:sz w:val="18"/>
           <w:szCs w:val="18"/>
         </w:rPr>
-        <w:t xml:space="preserve">Step 1</w:t>
-      </w:r>
-      <w:r>
-        <w:rPr>
-          <w:rFonts w:ascii="Avenir Next" w:hAnsi="Avenir Next" w:cs="Avenir Next" w:eastAsia="Avenir Next"/>
-          <w:color w:val="1A1A1A"/>
-          <w:sz w:val="18"/>
-          <w:szCs w:val="18"/>
-        </w:rPr>
         <w:tab/>
       </w:r>
       <w:r>
         <w:rPr>
           <w:rFonts w:ascii="Avenir Next" w:hAnsi="Avenir Next" w:cs="Avenir Next" w:eastAsia="Avenir Next"/>
           <w:color w:val="1A1A1A"/>
+          <w:sz w:val="22"/>
+          <w:szCs w:val="21"/>
+        </w:rPr>
+        <w:t xml:space="preserve">The total is </w:t>
+      </w:r>
+      <w:r>
+        <w:rPr>
+          <w:rFonts w:ascii="Avenir Next" w:hAnsi="Avenir Next" w:cs="Avenir Next" w:eastAsia="Avenir Next"/>
+          <w:color w:val="1A1A1A"/>
           <w:sz w:val="21"/>
           <w:szCs w:val="21"/>
-        </w:rPr>
-        <w:t xml:space="preserve">The total is </w:t>
-      </w:r>
-      <w:r>
-        <w:rPr>
-          <w:rFonts w:ascii="Avenir Next" w:hAnsi="Avenir Next" w:cs="Avenir Next" w:eastAsia="Avenir Next"/>
-          <w:color w:val="1A1A1A"/>
-          <w:sz w:val="21"/>
-          <w:szCs w:val="21"/>
           <w:u w:val="single"/>
         </w:rPr>
         <w:t xml:space="preserve">                </w:t>
@@ -854,7 +863,7 @@
         <w:rPr>
           <w:rFonts w:ascii="Avenir Next" w:hAnsi="Avenir Next" w:cs="Avenir Next" w:eastAsia="Avenir Next"/>
           <w:color w:val="1A1A1A"/>
-          <w:sz w:val="21"/>
+          <w:sz w:val="22"/>
           <w:szCs w:val="21"/>
         </w:rPr>
         <w:t xml:space="preserve"> cups.</w:t>
@@ -874,35 +883,35 @@
           <w:rFonts w:ascii="Avenir Next" w:hAnsi="Avenir Next" w:cs="Avenir Next" w:eastAsia="Avenir Next"/>
           <w:b/>
           <w:color w:val="003A70"/>
+          <w:sz w:val="22"/>
+          <w:szCs w:val="18"/>
+        </w:rPr>
+        <w:t xml:space="preserve">Step 2</w:t>
+      </w:r>
+      <w:r>
+        <w:rPr>
+          <w:rFonts w:ascii="Avenir Next" w:hAnsi="Avenir Next" w:cs="Avenir Next" w:eastAsia="Avenir Next"/>
+          <w:color w:val="1A1A1A"/>
           <w:sz w:val="18"/>
           <w:szCs w:val="18"/>
         </w:rPr>
-        <w:t xml:space="preserve">Step 2</w:t>
-      </w:r>
-      <w:r>
-        <w:rPr>
-          <w:rFonts w:ascii="Avenir Next" w:hAnsi="Avenir Next" w:cs="Avenir Next" w:eastAsia="Avenir Next"/>
-          <w:color w:val="1A1A1A"/>
-          <w:sz w:val="18"/>
-          <w:szCs w:val="18"/>
-        </w:rPr>
         <w:tab/>
       </w:r>
       <w:r>
         <w:rPr>
           <w:rFonts w:ascii="Avenir Next" w:hAnsi="Avenir Next" w:cs="Avenir Next" w:eastAsia="Avenir Next"/>
           <w:color w:val="1A1A1A"/>
+          <w:sz w:val="22"/>
+          <w:szCs w:val="21"/>
+        </w:rPr>
+        <w:t xml:space="preserve">The size of each group is </w:t>
+      </w:r>
+      <w:r>
+        <w:rPr>
+          <w:rFonts w:ascii="Avenir Next" w:hAnsi="Avenir Next" w:cs="Avenir Next" w:eastAsia="Avenir Next"/>
+          <w:color w:val="1A1A1A"/>
           <w:sz w:val="21"/>
           <w:szCs w:val="21"/>
-        </w:rPr>
-        <w:t xml:space="preserve">The size of each group is </w:t>
-      </w:r>
-      <w:r>
-        <w:rPr>
-          <w:rFonts w:ascii="Avenir Next" w:hAnsi="Avenir Next" w:cs="Avenir Next" w:eastAsia="Avenir Next"/>
-          <w:color w:val="1A1A1A"/>
-          <w:sz w:val="21"/>
-          <w:szCs w:val="21"/>
           <w:u w:val="single"/>
         </w:rPr>
         <w:t xml:space="preserve">                </w:t>
@@ -911,7 +920,7 @@
         <w:rPr>
           <w:rFonts w:ascii="Avenir Next" w:hAnsi="Avenir Next" w:cs="Avenir Next" w:eastAsia="Avenir Next"/>
           <w:color w:val="1A1A1A"/>
-          <w:sz w:val="21"/>
+          <w:sz w:val="22"/>
           <w:szCs w:val="21"/>
         </w:rPr>
         <w:t xml:space="preserve"> cups.</w:t>
@@ -931,18 +940,18 @@
           <w:rFonts w:ascii="Avenir Next" w:hAnsi="Avenir Next" w:cs="Avenir Next" w:eastAsia="Avenir Next"/>
           <w:b/>
           <w:color w:val="003A70"/>
+          <w:sz w:val="22"/>
+          <w:szCs w:val="18"/>
+        </w:rPr>
+        <w:t xml:space="preserve">Step 3</w:t>
+      </w:r>
+      <w:r>
+        <w:rPr>
+          <w:rFonts w:ascii="Avenir Next" w:hAnsi="Avenir Next" w:cs="Avenir Next" w:eastAsia="Avenir Next"/>
+          <w:color w:val="1A1A1A"/>
           <w:sz w:val="18"/>
           <w:szCs w:val="18"/>
         </w:rPr>
-        <w:t xml:space="preserve">Step 3</w:t>
-      </w:r>
-      <w:r>
-        <w:rPr>
-          <w:rFonts w:ascii="Avenir Next" w:hAnsi="Avenir Next" w:cs="Avenir Next" w:eastAsia="Avenir Next"/>
-          <w:color w:val="1A1A1A"/>
-          <w:sz w:val="18"/>
-          <w:szCs w:val="18"/>
-        </w:rPr>
         <w:tab/>
       </w:r>
       <w:r>
@@ -959,17 +968,17 @@
         <w:rPr>
           <w:rFonts w:ascii="Avenir Next" w:hAnsi="Avenir Next" w:cs="Avenir Next" w:eastAsia="Avenir Next"/>
           <w:color w:val="1A1A1A"/>
+          <w:sz w:val="22"/>
+          <w:szCs w:val="21"/>
+        </w:rPr>
+        <w:t xml:space="preserve"> ÷ </w:t>
+      </w:r>
+      <w:r>
+        <w:rPr>
+          <w:rFonts w:ascii="Avenir Next" w:hAnsi="Avenir Next" w:cs="Avenir Next" w:eastAsia="Avenir Next"/>
+          <w:color w:val="1A1A1A"/>
           <w:sz w:val="21"/>
           <w:szCs w:val="21"/>
-        </w:rPr>
-        <w:t xml:space="preserve"> ÷ </w:t>
-      </w:r>
-      <w:r>
-        <w:rPr>
-          <w:rFonts w:ascii="Avenir Next" w:hAnsi="Avenir Next" w:cs="Avenir Next" w:eastAsia="Avenir Next"/>
-          <w:color w:val="1A1A1A"/>
-          <w:sz w:val="21"/>
-          <w:szCs w:val="21"/>
           <w:u w:val="single"/>
         </w:rPr>
         <w:t xml:space="preserve">                </w:t>
@@ -978,7 +987,7 @@
         <w:rPr>
           <w:rFonts w:ascii="Avenir Next" w:hAnsi="Avenir Next" w:cs="Avenir Next" w:eastAsia="Avenir Next"/>
           <w:color w:val="1A1A1A"/>
-          <w:sz w:val="21"/>
+          <w:sz w:val="22"/>
           <w:szCs w:val="21"/>
         </w:rPr>
         <w:t xml:space="preserve"> = </w:t>
@@ -1051,35 +1060,35 @@
           <w:rFonts w:ascii="Avenir Next" w:hAnsi="Avenir Next" w:cs="Avenir Next" w:eastAsia="Avenir Next"/>
           <w:b/>
           <w:color w:val="003A70"/>
+          <w:sz w:val="22"/>
+          <w:szCs w:val="18"/>
+        </w:rPr>
+        <w:t xml:space="preserve">Step 1</w:t>
+      </w:r>
+      <w:r>
+        <w:rPr>
+          <w:rFonts w:ascii="Avenir Next" w:hAnsi="Avenir Next" w:cs="Avenir Next" w:eastAsia="Avenir Next"/>
+          <w:color w:val="1A1A1A"/>
           <w:sz w:val="18"/>
           <w:szCs w:val="18"/>
         </w:rPr>
-        <w:t xml:space="preserve">Step 1</w:t>
-      </w:r>
-      <w:r>
-        <w:rPr>
-          <w:rFonts w:ascii="Avenir Next" w:hAnsi="Avenir Next" w:cs="Avenir Next" w:eastAsia="Avenir Next"/>
-          <w:color w:val="1A1A1A"/>
-          <w:sz w:val="18"/>
-          <w:szCs w:val="18"/>
-        </w:rPr>
         <w:tab/>
       </w:r>
       <w:r>
         <w:rPr>
           <w:rFonts w:ascii="Avenir Next" w:hAnsi="Avenir Next" w:cs="Avenir Next" w:eastAsia="Avenir Next"/>
           <w:color w:val="1A1A1A"/>
+          <w:sz w:val="22"/>
+          <w:szCs w:val="21"/>
+        </w:rPr>
+        <w:t xml:space="preserve">The total is </w:t>
+      </w:r>
+      <w:r>
+        <w:rPr>
+          <w:rFonts w:ascii="Avenir Next" w:hAnsi="Avenir Next" w:cs="Avenir Next" w:eastAsia="Avenir Next"/>
+          <w:color w:val="1A1A1A"/>
           <w:sz w:val="21"/>
           <w:szCs w:val="21"/>
-        </w:rPr>
-        <w:t xml:space="preserve">The total is </w:t>
-      </w:r>
-      <w:r>
-        <w:rPr>
-          <w:rFonts w:ascii="Avenir Next" w:hAnsi="Avenir Next" w:cs="Avenir Next" w:eastAsia="Avenir Next"/>
-          <w:color w:val="1A1A1A"/>
-          <w:sz w:val="21"/>
-          <w:szCs w:val="21"/>
           <w:u w:val="single"/>
         </w:rPr>
         <w:t xml:space="preserve">                </w:t>
@@ -1088,7 +1097,7 @@
         <w:rPr>
           <w:rFonts w:ascii="Avenir Next" w:hAnsi="Avenir Next" w:cs="Avenir Next" w:eastAsia="Avenir Next"/>
           <w:color w:val="1A1A1A"/>
-          <w:sz w:val="21"/>
+          <w:sz w:val="22"/>
           <w:szCs w:val="21"/>
         </w:rPr>
         <w:t xml:space="preserve"> inches.</w:t>
@@ -1108,35 +1117,35 @@
           <w:rFonts w:ascii="Avenir Next" w:hAnsi="Avenir Next" w:cs="Avenir Next" w:eastAsia="Avenir Next"/>
           <w:b/>
           <w:color w:val="003A70"/>
+          <w:sz w:val="22"/>
+          <w:szCs w:val="18"/>
+        </w:rPr>
+        <w:t xml:space="preserve">Step 2</w:t>
+      </w:r>
+      <w:r>
+        <w:rPr>
+          <w:rFonts w:ascii="Avenir Next" w:hAnsi="Avenir Next" w:cs="Avenir Next" w:eastAsia="Avenir Next"/>
+          <w:color w:val="1A1A1A"/>
           <w:sz w:val="18"/>
           <w:szCs w:val="18"/>
         </w:rPr>
-        <w:t xml:space="preserve">Step 2</w:t>
-      </w:r>
-      <w:r>
-        <w:rPr>
-          <w:rFonts w:ascii="Avenir Next" w:hAnsi="Avenir Next" w:cs="Avenir Next" w:eastAsia="Avenir Next"/>
-          <w:color w:val="1A1A1A"/>
-          <w:sz w:val="18"/>
-          <w:szCs w:val="18"/>
-        </w:rPr>
         <w:tab/>
       </w:r>
       <w:r>
         <w:rPr>
           <w:rFonts w:ascii="Avenir Next" w:hAnsi="Avenir Next" w:cs="Avenir Next" w:eastAsia="Avenir Next"/>
           <w:color w:val="1A1A1A"/>
+          <w:sz w:val="22"/>
+          <w:szCs w:val="21"/>
+        </w:rPr>
+        <w:t xml:space="preserve">The size of each group is </w:t>
+      </w:r>
+      <w:r>
+        <w:rPr>
+          <w:rFonts w:ascii="Avenir Next" w:hAnsi="Avenir Next" w:cs="Avenir Next" w:eastAsia="Avenir Next"/>
+          <w:color w:val="1A1A1A"/>
           <w:sz w:val="21"/>
           <w:szCs w:val="21"/>
-        </w:rPr>
-        <w:t xml:space="preserve">The size of each group is </w:t>
-      </w:r>
-      <w:r>
-        <w:rPr>
-          <w:rFonts w:ascii="Avenir Next" w:hAnsi="Avenir Next" w:cs="Avenir Next" w:eastAsia="Avenir Next"/>
-          <w:color w:val="1A1A1A"/>
-          <w:sz w:val="21"/>
-          <w:szCs w:val="21"/>
           <w:u w:val="single"/>
         </w:rPr>
         <w:t xml:space="preserve">                </w:t>
@@ -1145,7 +1154,7 @@
         <w:rPr>
           <w:rFonts w:ascii="Avenir Next" w:hAnsi="Avenir Next" w:cs="Avenir Next" w:eastAsia="Avenir Next"/>
           <w:color w:val="1A1A1A"/>
-          <w:sz w:val="21"/>
+          <w:sz w:val="22"/>
           <w:szCs w:val="21"/>
         </w:rPr>
         <w:t xml:space="preserve"> inches.</w:t>
@@ -1165,18 +1174,18 @@
           <w:rFonts w:ascii="Avenir Next" w:hAnsi="Avenir Next" w:cs="Avenir Next" w:eastAsia="Avenir Next"/>
           <w:b/>
           <w:color w:val="003A70"/>
+          <w:sz w:val="22"/>
+          <w:szCs w:val="18"/>
+        </w:rPr>
+        <w:t xml:space="preserve">Step 3</w:t>
+      </w:r>
+      <w:r>
+        <w:rPr>
+          <w:rFonts w:ascii="Avenir Next" w:hAnsi="Avenir Next" w:cs="Avenir Next" w:eastAsia="Avenir Next"/>
+          <w:color w:val="1A1A1A"/>
           <w:sz w:val="18"/>
           <w:szCs w:val="18"/>
         </w:rPr>
-        <w:t xml:space="preserve">Step 3</w:t>
-      </w:r>
-      <w:r>
-        <w:rPr>
-          <w:rFonts w:ascii="Avenir Next" w:hAnsi="Avenir Next" w:cs="Avenir Next" w:eastAsia="Avenir Next"/>
-          <w:color w:val="1A1A1A"/>
-          <w:sz w:val="18"/>
-          <w:szCs w:val="18"/>
-        </w:rPr>
         <w:tab/>
       </w:r>
       <w:r>
@@ -1193,10 +1202,29 @@
         <w:rPr>
           <w:rFonts w:ascii="Avenir Next" w:hAnsi="Avenir Next" w:cs="Avenir Next" w:eastAsia="Avenir Next"/>
           <w:color w:val="1A1A1A"/>
+          <w:sz w:val="22"/>
+          <w:szCs w:val="21"/>
+        </w:rPr>
+        <w:t xml:space="preserve"> ÷ </w:t>
+      </w:r>
+      <w:r>
+        <w:rPr>
+          <w:rFonts w:ascii="Avenir Next" w:hAnsi="Avenir Next" w:cs="Avenir Next" w:eastAsia="Avenir Next"/>
+          <w:color w:val="1A1A1A"/>
           <w:sz w:val="21"/>
           <w:szCs w:val="21"/>
-        </w:rPr>
-        <w:t xml:space="preserve"> ÷ </w:t>
+          <w:u w:val="single"/>
+        </w:rPr>
+        <w:t xml:space="preserve">                </w:t>
+      </w:r>
+      <w:r>
+        <w:rPr>
+          <w:rFonts w:ascii="Avenir Next" w:hAnsi="Avenir Next" w:cs="Avenir Next" w:eastAsia="Avenir Next"/>
+          <w:color w:val="1A1A1A"/>
+          <w:sz w:val="22"/>
+          <w:szCs w:val="21"/>
+        </w:rPr>
+        <w:t xml:space="preserve"> = </w:t>
       </w:r>
       <w:r>
         <w:rPr>
@@ -1208,25 +1236,6 @@
         </w:rPr>
         <w:t xml:space="preserve">                </w:t>
       </w:r>
-      <w:r>
-        <w:rPr>
-          <w:rFonts w:ascii="Avenir Next" w:hAnsi="Avenir Next" w:cs="Avenir Next" w:eastAsia="Avenir Next"/>
-          <w:color w:val="1A1A1A"/>
-          <w:sz w:val="21"/>
-          <w:szCs w:val="21"/>
-        </w:rPr>
-        <w:t xml:space="preserve"> = </w:t>
-      </w:r>
-      <w:r>
-        <w:rPr>
-          <w:rFonts w:ascii="Avenir Next" w:hAnsi="Avenir Next" w:cs="Avenir Next" w:eastAsia="Avenir Next"/>
-          <w:color w:val="1A1A1A"/>
-          <w:sz w:val="21"/>
-          <w:szCs w:val="21"/>
-          <w:u w:val="single"/>
-        </w:rPr>
-        <w:t xml:space="preserve">                </w:t>
-      </w:r>
     </w:p>
     <w:p>
       <w:pPr>
@@ -1235,6 +1244,7 @@
     </w:p>
     <w:p>
       <w:pPr>
+        <w:pStyle w:val="Heading2"/>
         <w:keepNext/>
         <w:pBdr>
           <w:bottom w:val="single" w:sz="8" w:space="3" w:color="003A70"/>
@@ -1250,7 +1260,7 @@
           <w:b/>
           <w:color w:val="003A70"/>
           <w:spacing w:val="14"/>
-          <w:sz w:val="19"/>
+          <w:sz w:val="22"/>
           <w:szCs w:val="19"/>
         </w:rPr>
         <w:t xml:space="preserve">YOUR TURN</w:t>
@@ -1269,7 +1279,7 @@
           <w:rFonts w:ascii="Avenir Next" w:hAnsi="Avenir Next" w:cs="Avenir Next" w:eastAsia="Avenir Next"/>
           <w:i/>
           <w:color w:val="5A5F66"/>
-          <w:sz w:val="17"/>
+          <w:sz w:val="22"/>
           <w:szCs w:val="17"/>
         </w:rPr>
         <w:t xml:space="preserve">use the steps on your own</w:t>
@@ -1655,7 +1665,7 @@
       <w:pPr>
         <w:pageBreakBefore/>
         <w:keepNext/>
-        <w:spacing w:before="0" w:after="12" w:line="264" w:lineRule="auto"/>
+        <w:spacing w:before="0" w:after="12" w:line="252" w:lineRule="auto"/>
       </w:pPr>
       <w:r>
         <w:rPr>
@@ -1664,7 +1674,7 @@
           <w:caps/>
           <w:color w:val="003A70"/>
           <w:spacing w:val="12"/>
-          <w:sz w:val="19"/>
+          <w:sz w:val="22"/>
           <w:szCs w:val="19"/>
         </w:rPr>
         <w:t xml:space="preserve">Lesson 6-1  ·  Session 1  ·  Prerequisite Practice A  ·  Skill 2 of 2</w:t>
@@ -1672,6 +1682,7 @@
     </w:p>
     <w:p>
       <w:pPr>
+        <w:pStyle w:val="Heading1"/>
         <w:keepNext/>
         <w:spacing w:before="0" w:after="10" w:line="240" w:lineRule="auto"/>
       </w:pPr>
@@ -1691,13 +1702,13 @@
         <w:pBdr>
           <w:bottom w:val="single" w:sz="4" w:space="5" w:color="C9CDD2"/>
         </w:pBdr>
-        <w:spacing w:before="0" w:after="60" w:line="264" w:lineRule="auto"/>
+        <w:spacing w:before="0" w:after="60" w:line="252" w:lineRule="auto"/>
       </w:pPr>
       <w:r>
         <w:rPr>
           <w:rFonts w:ascii="Avenir Next" w:hAnsi="Avenir Next" w:cs="Avenir Next" w:eastAsia="Avenir Next"/>
           <w:color w:val="5A5F66"/>
-          <w:sz w:val="17"/>
+          <w:sz w:val="22"/>
           <w:szCs w:val="17"/>
         </w:rPr>
         <w:t xml:space="preserve">Builds on Grade 3 · 3.NF.A.3c</w:t>
@@ -1740,7 +1751,8 @@
           </w:tcPr>
           <w:p>
             <w:pPr>
-              <w:spacing w:before="0" w:after="0" w:line="252" w:lineRule="auto"/>
+              <w:pStyle w:val="Heading2"/>
+              <w:spacing w:before="0" w:after="0" w:line="246" w:lineRule="auto"/>
             </w:pPr>
             <w:r>
               <w:rPr>
@@ -1763,13 +1775,13 @@
           </w:tcPr>
           <w:p>
             <w:pPr>
-              <w:spacing w:before="0" w:after="0" w:line="264" w:lineRule="auto"/>
+              <w:spacing w:before="0" w:after="0" w:line="252" w:lineRule="auto"/>
             </w:pPr>
             <w:r>
               <w:rPr>
                 <w:rFonts w:ascii="Avenir Next" w:hAnsi="Avenir Next" w:cs="Avenir Next" w:eastAsia="Avenir Next"/>
                 <w:color w:val="1A1A1A"/>
-                <w:sz w:val="20"/>
+                <w:sz w:val="22"/>
                 <w:szCs w:val="20"/>
               </w:rPr>
               <w:t xml:space="preserve">You will find 8 ÷ 1/2. That asks how many halves are in 8 wholes.</w:t>
@@ -1789,7 +1801,8 @@
           </w:tcPr>
           <w:p>
             <w:pPr>
-              <w:spacing w:before="0" w:after="0" w:line="252" w:lineRule="auto"/>
+              <w:pStyle w:val="Heading2"/>
+              <w:spacing w:before="0" w:after="0" w:line="246" w:lineRule="auto"/>
             </w:pPr>
             <w:r>
               <w:rPr>
@@ -1812,13 +1825,13 @@
           </w:tcPr>
           <w:p>
             <w:pPr>
-              <w:spacing w:before="0" w:after="0" w:line="264" w:lineRule="auto"/>
+              <w:spacing w:before="0" w:after="0" w:line="252" w:lineRule="auto"/>
             </w:pPr>
             <w:r>
               <w:rPr>
                 <w:rFonts w:ascii="Avenir Next" w:hAnsi="Avenir Next" w:cs="Avenir Next" w:eastAsia="Avenir Next"/>
                 <w:color w:val="1A1A1A"/>
-                <w:sz w:val="20"/>
+                <w:sz w:val="22"/>
                 <w:szCs w:val="20"/>
               </w:rPr>
               <w:t xml:space="preserve">Write a whole number as a fraction, like 3 = 12/4.  </w:t>
@@ -1828,7 +1841,7 @@
                 <w:rFonts w:ascii="Avenir Next" w:hAnsi="Avenir Next" w:cs="Avenir Next" w:eastAsia="Avenir Next"/>
                 <w:b/>
                 <w:color w:val="1A1A1A"/>
-                <w:sz w:val="20"/>
+                <w:sz w:val="22"/>
                 <w:szCs w:val="20"/>
               </w:rPr>
               <w:t xml:space="preserve">You will use it in Practice Form A, problems 1 and 5.</w:t>
@@ -1839,6 +1852,7 @@
     </w:tbl>
     <w:p>
       <w:pPr>
+        <w:pStyle w:val="Heading2"/>
         <w:keepNext/>
         <w:pBdr>
           <w:bottom w:val="single" w:sz="8" w:space="3" w:color="003A70"/>
@@ -1854,7 +1868,7 @@
           <w:b/>
           <w:color w:val="003A70"/>
           <w:spacing w:val="14"/>
-          <w:sz w:val="19"/>
+          <w:sz w:val="22"/>
           <w:szCs w:val="19"/>
         </w:rPr>
         <w:t xml:space="preserve">STEPS TO FOLLOW</w:t>
@@ -1873,7 +1887,7 @@
           <w:rFonts w:ascii="Avenir Next" w:hAnsi="Avenir Next" w:cs="Avenir Next" w:eastAsia="Avenir Next"/>
           <w:i/>
           <w:color w:val="5A5F66"/>
-          <w:sz w:val="17"/>
+          <w:sz w:val="22"/>
           <w:szCs w:val="17"/>
         </w:rPr>
         <w:t xml:space="preserve">use these same steps on every problem</w:t>
@@ -1915,6 +1929,7 @@
           </w:tcPr>
           <w:p>
             <w:pPr>
+              <w:pStyle w:val="Heading1"/>
               <w:spacing w:before="0" w:after="0" w:line="240" w:lineRule="auto"/>
               <w:jc w:val="center"/>
             </w:pPr>
@@ -1937,13 +1952,13 @@
           </w:tcPr>
           <w:p>
             <w:pPr>
-              <w:spacing w:before="0" w:after="0" w:line="264" w:lineRule="auto"/>
+              <w:spacing w:before="0" w:after="0" w:line="252" w:lineRule="auto"/>
             </w:pPr>
             <w:r>
               <w:rPr>
                 <w:rFonts w:ascii="Avenir Next" w:hAnsi="Avenir Next" w:cs="Avenir Next" w:eastAsia="Avenir Next"/>
                 <w:color w:val="1A1A1A"/>
-                <w:sz w:val="21"/>
+                <w:sz w:val="22"/>
                 <w:szCs w:val="21"/>
               </w:rPr>
               <w:t xml:space="preserve">Look at the </w:t>
@@ -1953,7 +1968,7 @@
                 <w:rFonts w:ascii="Avenir Next" w:hAnsi="Avenir Next" w:cs="Avenir Next" w:eastAsia="Avenir Next"/>
                 <w:b/>
                 <w:color w:val="1A1A1A"/>
-                <w:sz w:val="21"/>
+                <w:sz w:val="22"/>
                 <w:szCs w:val="21"/>
               </w:rPr>
               <w:t xml:space="preserve">bottom number</w:t>
@@ -1962,7 +1977,7 @@
               <w:rPr>
                 <w:rFonts w:ascii="Avenir Next" w:hAnsi="Avenir Next" w:cs="Avenir Next" w:eastAsia="Avenir Next"/>
                 <w:color w:val="1A1A1A"/>
-                <w:sz w:val="21"/>
+                <w:sz w:val="22"/>
                 <w:szCs w:val="21"/>
               </w:rPr>
               <w:t xml:space="preserve">. That many parts make 1 whole.</w:t>
@@ -1981,6 +1996,7 @@
           </w:tcPr>
           <w:p>
             <w:pPr>
+              <w:pStyle w:val="Heading1"/>
               <w:spacing w:before="0" w:after="0" w:line="240" w:lineRule="auto"/>
               <w:jc w:val="center"/>
             </w:pPr>
@@ -2003,14 +2019,14 @@
           </w:tcPr>
           <w:p>
             <w:pPr>
-              <w:spacing w:before="0" w:after="0" w:line="264" w:lineRule="auto"/>
+              <w:spacing w:before="0" w:after="0" w:line="252" w:lineRule="auto"/>
             </w:pPr>
             <w:r>
               <w:rPr>
                 <w:rFonts w:ascii="Avenir Next" w:hAnsi="Avenir Next" w:cs="Avenir Next" w:eastAsia="Avenir Next"/>
                 <w:b/>
                 <w:color w:val="1A1A1A"/>
-                <w:sz w:val="21"/>
+                <w:sz w:val="22"/>
                 <w:szCs w:val="21"/>
               </w:rPr>
               <w:t xml:space="preserve">Multiply</w:t>
@@ -2019,7 +2035,7 @@
               <w:rPr>
                 <w:rFonts w:ascii="Avenir Next" w:hAnsi="Avenir Next" w:cs="Avenir Next" w:eastAsia="Avenir Next"/>
                 <w:color w:val="1A1A1A"/>
-                <w:sz w:val="21"/>
+                <w:sz w:val="22"/>
                 <w:szCs w:val="21"/>
               </w:rPr>
               <w:t xml:space="preserve"> the whole number by the bottom number.</w:t>
@@ -2038,6 +2054,7 @@
           </w:tcPr>
           <w:p>
             <w:pPr>
+              <w:pStyle w:val="Heading1"/>
               <w:spacing w:before="0" w:after="0" w:line="240" w:lineRule="auto"/>
               <w:jc w:val="center"/>
             </w:pPr>
@@ -2060,13 +2077,13 @@
           </w:tcPr>
           <w:p>
             <w:pPr>
-              <w:spacing w:before="0" w:after="0" w:line="264" w:lineRule="auto"/>
+              <w:spacing w:before="0" w:after="0" w:line="252" w:lineRule="auto"/>
             </w:pPr>
             <w:r>
               <w:rPr>
                 <w:rFonts w:ascii="Avenir Next" w:hAnsi="Avenir Next" w:cs="Avenir Next" w:eastAsia="Avenir Next"/>
                 <w:color w:val="1A1A1A"/>
-                <w:sz w:val="21"/>
+                <w:sz w:val="22"/>
                 <w:szCs w:val="21"/>
               </w:rPr>
               <w:t xml:space="preserve">Write the product </w:t>
@@ -2076,7 +2093,7 @@
                 <w:rFonts w:ascii="Avenir Next" w:hAnsi="Avenir Next" w:cs="Avenir Next" w:eastAsia="Avenir Next"/>
                 <w:b/>
                 <w:color w:val="1A1A1A"/>
-                <w:sz w:val="21"/>
+                <w:sz w:val="22"/>
                 <w:szCs w:val="21"/>
               </w:rPr>
               <w:t xml:space="preserve">over</w:t>
@@ -2085,7 +2102,7 @@
               <w:rPr>
                 <w:rFonts w:ascii="Avenir Next" w:hAnsi="Avenir Next" w:cs="Avenir Next" w:eastAsia="Avenir Next"/>
                 <w:color w:val="1A1A1A"/>
-                <w:sz w:val="21"/>
+                <w:sz w:val="22"/>
                 <w:szCs w:val="21"/>
               </w:rPr>
               <w:t xml:space="preserve"> the bottom number.</w:t>
@@ -2096,6 +2113,7 @@
     </w:tbl>
     <w:p>
       <w:pPr>
+        <w:pStyle w:val="Heading2"/>
         <w:keepNext/>
         <w:pBdr>
           <w:bottom w:val="single" w:sz="8" w:space="3" w:color="003A70"/>
@@ -2111,7 +2129,7 @@
           <w:b/>
           <w:color w:val="003A70"/>
           <w:spacing w:val="14"/>
-          <w:sz w:val="19"/>
+          <w:sz w:val="22"/>
           <w:szCs w:val="19"/>
         </w:rPr>
         <w:t xml:space="preserve">WATCH ME</w:t>
@@ -2130,7 +2148,7 @@
           <w:rFonts w:ascii="Avenir Next" w:hAnsi="Avenir Next" w:cs="Avenir Next" w:eastAsia="Avenir Next"/>
           <w:i/>
           <w:color w:val="5A5F66"/>
-          <w:sz w:val="17"/>
+          <w:sz w:val="22"/>
           <w:szCs w:val="17"/>
         </w:rPr>
         <w:t xml:space="preserve">the steps in action</w:t>
@@ -2172,14 +2190,14 @@
           </w:tcPr>
           <w:p>
             <w:pPr>
-              <w:spacing w:before="0" w:after="40" w:line="264" w:lineRule="auto"/>
+              <w:spacing w:before="0" w:after="40" w:line="252" w:lineRule="auto"/>
             </w:pPr>
             <w:r>
               <w:rPr>
                 <w:rFonts w:ascii="Avenir Next" w:hAnsi="Avenir Next" w:cs="Avenir Next" w:eastAsia="Avenir Next"/>
                 <w:b/>
                 <w:color w:val="1A1A1A"/>
-                <w:sz w:val="21"/>
+                <w:sz w:val="22"/>
                 <w:szCs w:val="21"/>
               </w:rPr>
               <w:t xml:space="preserve">Write 3 as fourths.</w:t>
@@ -2190,7 +2208,7 @@
               <w:tabs>
                 <w:tab w:val="left" w:pos="950"/>
               </w:tabs>
-              <w:spacing w:before="0" w:after="24" w:line="256" w:lineRule="auto"/>
+              <w:spacing w:before="0" w:after="24" w:line="248" w:lineRule="auto"/>
               <w:ind w:left="950" w:hanging="950"/>
             </w:pPr>
             <w:r>
@@ -2198,25 +2216,25 @@
                 <w:rFonts w:ascii="Avenir Next" w:hAnsi="Avenir Next" w:cs="Avenir Next" w:eastAsia="Avenir Next"/>
                 <w:b/>
                 <w:color w:val="003A70"/>
+                <w:sz w:val="22"/>
+                <w:szCs w:val="19"/>
+              </w:rPr>
+              <w:t xml:space="preserve">Step 1</w:t>
+            </w:r>
+            <w:r>
+              <w:rPr>
+                <w:rFonts w:ascii="Avenir Next" w:hAnsi="Avenir Next" w:cs="Avenir Next" w:eastAsia="Avenir Next"/>
+                <w:color w:val="1A1A1A"/>
                 <w:sz w:val="19"/>
                 <w:szCs w:val="19"/>
               </w:rPr>
-              <w:t xml:space="preserve">Step 1</w:t>
-            </w:r>
-            <w:r>
-              <w:rPr>
-                <w:rFonts w:ascii="Avenir Next" w:hAnsi="Avenir Next" w:cs="Avenir Next" w:eastAsia="Avenir Next"/>
-                <w:color w:val="1A1A1A"/>
-                <w:sz w:val="19"/>
-                <w:szCs w:val="19"/>
-              </w:rPr>
               <w:tab/>
             </w:r>
             <w:r>
               <w:rPr>
                 <w:rFonts w:ascii="Avenir Next" w:hAnsi="Avenir Next" w:cs="Avenir Next" w:eastAsia="Avenir Next"/>
                 <w:color w:val="1A1A1A"/>
-                <w:sz w:val="21"/>
+                <w:sz w:val="22"/>
                 <w:szCs w:val="21"/>
               </w:rPr>
               <w:t xml:space="preserve">The bottom number is 4. Four fourths make 1 whole.</w:t>
@@ -2227,7 +2245,7 @@
               <w:tabs>
                 <w:tab w:val="left" w:pos="950"/>
               </w:tabs>
-              <w:spacing w:before="0" w:after="24" w:line="256" w:lineRule="auto"/>
+              <w:spacing w:before="0" w:after="24" w:line="248" w:lineRule="auto"/>
               <w:ind w:left="950" w:hanging="950"/>
             </w:pPr>
             <w:r>
@@ -2235,25 +2253,25 @@
                 <w:rFonts w:ascii="Avenir Next" w:hAnsi="Avenir Next" w:cs="Avenir Next" w:eastAsia="Avenir Next"/>
                 <w:b/>
                 <w:color w:val="003A70"/>
+                <w:sz w:val="22"/>
+                <w:szCs w:val="19"/>
+              </w:rPr>
+              <w:t xml:space="preserve">Step 2</w:t>
+            </w:r>
+            <w:r>
+              <w:rPr>
+                <w:rFonts w:ascii="Avenir Next" w:hAnsi="Avenir Next" w:cs="Avenir Next" w:eastAsia="Avenir Next"/>
+                <w:color w:val="1A1A1A"/>
                 <w:sz w:val="19"/>
                 <w:szCs w:val="19"/>
               </w:rPr>
-              <w:t xml:space="preserve">Step 2</w:t>
-            </w:r>
-            <w:r>
-              <w:rPr>
-                <w:rFonts w:ascii="Avenir Next" w:hAnsi="Avenir Next" w:cs="Avenir Next" w:eastAsia="Avenir Next"/>
-                <w:color w:val="1A1A1A"/>
-                <w:sz w:val="19"/>
-                <w:szCs w:val="19"/>
-              </w:rPr>
               <w:tab/>
             </w:r>
             <w:r>
               <w:rPr>
                 <w:rFonts w:ascii="Avenir Next" w:hAnsi="Avenir Next" w:cs="Avenir Next" w:eastAsia="Avenir Next"/>
                 <w:color w:val="1A1A1A"/>
-                <w:sz w:val="21"/>
+                <w:sz w:val="22"/>
                 <w:szCs w:val="21"/>
               </w:rPr>
               <w:t xml:space="preserve">3 × 4 = 12.</w:t>
@@ -2264,7 +2282,7 @@
               <w:tabs>
                 <w:tab w:val="left" w:pos="950"/>
               </w:tabs>
-              <w:spacing w:before="0" w:after="24" w:line="256" w:lineRule="auto"/>
+              <w:spacing w:before="0" w:after="24" w:line="248" w:lineRule="auto"/>
               <w:ind w:left="950" w:hanging="950"/>
             </w:pPr>
             <w:r>
@@ -2272,25 +2290,25 @@
                 <w:rFonts w:ascii="Avenir Next" w:hAnsi="Avenir Next" w:cs="Avenir Next" w:eastAsia="Avenir Next"/>
                 <w:b/>
                 <w:color w:val="003A70"/>
+                <w:sz w:val="22"/>
+                <w:szCs w:val="19"/>
+              </w:rPr>
+              <w:t xml:space="preserve">Step 3</w:t>
+            </w:r>
+            <w:r>
+              <w:rPr>
+                <w:rFonts w:ascii="Avenir Next" w:hAnsi="Avenir Next" w:cs="Avenir Next" w:eastAsia="Avenir Next"/>
+                <w:color w:val="1A1A1A"/>
                 <w:sz w:val="19"/>
                 <w:szCs w:val="19"/>
               </w:rPr>
-              <w:t xml:space="preserve">Step 3</w:t>
-            </w:r>
-            <w:r>
-              <w:rPr>
-                <w:rFonts w:ascii="Avenir Next" w:hAnsi="Avenir Next" w:cs="Avenir Next" w:eastAsia="Avenir Next"/>
-                <w:color w:val="1A1A1A"/>
-                <w:sz w:val="19"/>
-                <w:szCs w:val="19"/>
-              </w:rPr>
               <w:tab/>
             </w:r>
             <w:r>
               <w:rPr>
                 <w:rFonts w:ascii="Avenir Next" w:hAnsi="Avenir Next" w:cs="Avenir Next" w:eastAsia="Avenir Next"/>
                 <w:color w:val="1A1A1A"/>
-                <w:sz w:val="21"/>
+                <w:sz w:val="22"/>
                 <w:szCs w:val="21"/>
               </w:rPr>
               <w:t xml:space="preserve">3 = 12/4.</w:t>
@@ -2301,7 +2319,7 @@
               <w:tabs>
                 <w:tab w:val="left" w:pos="950"/>
               </w:tabs>
-              <w:spacing w:before="20" w:after="0" w:line="256" w:lineRule="auto"/>
+              <w:spacing w:before="20" w:after="0" w:line="248" w:lineRule="auto"/>
               <w:ind w:left="950" w:hanging="950"/>
             </w:pPr>
             <w:r>
@@ -2309,18 +2327,18 @@
                 <w:rFonts w:ascii="Avenir Next" w:hAnsi="Avenir Next" w:cs="Avenir Next" w:eastAsia="Avenir Next"/>
                 <w:b/>
                 <w:color w:val="1A1A1A"/>
+                <w:sz w:val="22"/>
+                <w:szCs w:val="21"/>
+              </w:rPr>
+              <w:t xml:space="preserve">Answer</w:t>
+            </w:r>
+            <w:r>
+              <w:rPr>
+                <w:rFonts w:ascii="Avenir Next" w:hAnsi="Avenir Next" w:cs="Avenir Next" w:eastAsia="Avenir Next"/>
+                <w:color w:val="1A1A1A"/>
                 <w:sz w:val="21"/>
                 <w:szCs w:val="21"/>
               </w:rPr>
-              <w:t xml:space="preserve">Answer</w:t>
-            </w:r>
-            <w:r>
-              <w:rPr>
-                <w:rFonts w:ascii="Avenir Next" w:hAnsi="Avenir Next" w:cs="Avenir Next" w:eastAsia="Avenir Next"/>
-                <w:color w:val="1A1A1A"/>
-                <w:sz w:val="21"/>
-                <w:szCs w:val="21"/>
-              </w:rPr>
               <w:tab/>
             </w:r>
             <w:r>
@@ -2328,7 +2346,7 @@
                 <w:rFonts w:ascii="Avenir Next" w:hAnsi="Avenir Next" w:cs="Avenir Next" w:eastAsia="Avenir Next"/>
                 <w:b/>
                 <w:color w:val="1A1A1A"/>
-                <w:sz w:val="21"/>
+                <w:sz w:val="22"/>
                 <w:szCs w:val="21"/>
               </w:rPr>
               <w:t xml:space="preserve">3 = 12/4. There are 12 fourths in 3.</w:t>
@@ -2342,14 +2360,14 @@
           </w:tcPr>
           <w:p>
             <w:pPr>
-              <w:spacing w:before="0" w:after="0" w:line="264" w:lineRule="auto"/>
+              <w:spacing w:before="0" w:after="0" w:line="252" w:lineRule="auto"/>
               <w:jc w:val="right"/>
             </w:pPr>
             <w:r>
               <w:drawing>
                 <wp:inline distT="0" distB="0" distL="0" distR="0">
                   <wp:extent cx="2743200" cy="386541"/>
-                  <wp:docPr id="1" name="Figure 1"/>
+                  <wp:docPr id="1" name="Figure 1" descr="Fraction bars: 3 whole bars, each split into 4 equal parts; 12 parts shaded."/>
                   <a:graphic xmlns:a="http://schemas.openxmlformats.org/drawingml/2006/main">
                     <a:graphicData uri="http://schemas.openxmlformats.org/drawingml/2006/picture">
                       <pic:pic xmlns:pic="http://schemas.openxmlformats.org/drawingml/2006/picture">
@@ -2389,6 +2407,7 @@
     </w:p>
     <w:p>
       <w:pPr>
+        <w:pStyle w:val="Heading2"/>
         <w:keepNext/>
         <w:pBdr>
           <w:bottom w:val="single" w:sz="8" w:space="3" w:color="003A70"/>
@@ -2404,7 +2423,7 @@
           <w:b/>
           <w:color w:val="003A70"/>
           <w:spacing w:val="14"/>
-          <w:sz w:val="19"/>
+          <w:sz w:val="22"/>
           <w:szCs w:val="19"/>
         </w:rPr>
         <w:t xml:space="preserve">TRY IT WITH HELP</w:t>
@@ -2423,7 +2442,7 @@
           <w:rFonts w:ascii="Avenir Next" w:hAnsi="Avenir Next" w:cs="Avenir Next" w:eastAsia="Avenir Next"/>
           <w:i/>
           <w:color w:val="5A5F66"/>
-          <w:sz w:val="17"/>
+          <w:sz w:val="22"/>
           <w:szCs w:val="17"/>
         </w:rPr>
         <w:t xml:space="preserve">fill in each step</w:t>
@@ -2435,7 +2454,7 @@
         <w:tabs>
           <w:tab w:val="left" w:pos="432"/>
         </w:tabs>
-        <w:spacing w:before="90" w:after="40" w:line="268" w:lineRule="auto"/>
+        <w:spacing w:before="90" w:after="40" w:line="254" w:lineRule="auto"/>
         <w:ind w:left="432" w:hanging="432"/>
       </w:pPr>
       <w:r>
@@ -2473,7 +2492,7 @@
         <w:tabs>
           <w:tab w:val="left" w:pos="1300"/>
         </w:tabs>
-        <w:spacing w:before="0" w:after="24" w:line="272" w:lineRule="auto"/>
+        <w:spacing w:before="0" w:after="24" w:line="256" w:lineRule="auto"/>
         <w:ind w:left="1300" w:hanging="868"/>
       </w:pPr>
       <w:r>
@@ -2481,35 +2500,35 @@
           <w:rFonts w:ascii="Avenir Next" w:hAnsi="Avenir Next" w:cs="Avenir Next" w:eastAsia="Avenir Next"/>
           <w:b/>
           <w:color w:val="003A70"/>
+          <w:sz w:val="22"/>
+          <w:szCs w:val="18"/>
+        </w:rPr>
+        <w:t xml:space="preserve">Step 1</w:t>
+      </w:r>
+      <w:r>
+        <w:rPr>
+          <w:rFonts w:ascii="Avenir Next" w:hAnsi="Avenir Next" w:cs="Avenir Next" w:eastAsia="Avenir Next"/>
+          <w:color w:val="1A1A1A"/>
           <w:sz w:val="18"/>
           <w:szCs w:val="18"/>
         </w:rPr>
-        <w:t xml:space="preserve">Step 1</w:t>
-      </w:r>
-      <w:r>
-        <w:rPr>
-          <w:rFonts w:ascii="Avenir Next" w:hAnsi="Avenir Next" w:cs="Avenir Next" w:eastAsia="Avenir Next"/>
-          <w:color w:val="1A1A1A"/>
-          <w:sz w:val="18"/>
-          <w:szCs w:val="18"/>
-        </w:rPr>
         <w:tab/>
       </w:r>
       <w:r>
         <w:rPr>
           <w:rFonts w:ascii="Avenir Next" w:hAnsi="Avenir Next" w:cs="Avenir Next" w:eastAsia="Avenir Next"/>
           <w:color w:val="1A1A1A"/>
+          <w:sz w:val="22"/>
+          <w:szCs w:val="21"/>
+        </w:rPr>
+        <w:t xml:space="preserve">The bottom number is </w:t>
+      </w:r>
+      <w:r>
+        <w:rPr>
+          <w:rFonts w:ascii="Avenir Next" w:hAnsi="Avenir Next" w:cs="Avenir Next" w:eastAsia="Avenir Next"/>
+          <w:color w:val="1A1A1A"/>
           <w:sz w:val="21"/>
           <w:szCs w:val="21"/>
-        </w:rPr>
-        <w:t xml:space="preserve">The bottom number is </w:t>
-      </w:r>
-      <w:r>
-        <w:rPr>
-          <w:rFonts w:ascii="Avenir Next" w:hAnsi="Avenir Next" w:cs="Avenir Next" w:eastAsia="Avenir Next"/>
-          <w:color w:val="1A1A1A"/>
-          <w:sz w:val="21"/>
-          <w:szCs w:val="21"/>
           <w:u w:val="single"/>
         </w:rPr>
         <w:t xml:space="preserve">                </w:t>
@@ -2518,7 +2537,7 @@
         <w:rPr>
           <w:rFonts w:ascii="Avenir Next" w:hAnsi="Avenir Next" w:cs="Avenir Next" w:eastAsia="Avenir Next"/>
           <w:color w:val="1A1A1A"/>
-          <w:sz w:val="21"/>
+          <w:sz w:val="22"/>
           <w:szCs w:val="21"/>
         </w:rPr>
         <w:t xml:space="preserve">.</w:t>
@@ -2530,7 +2549,7 @@
         <w:tabs>
           <w:tab w:val="left" w:pos="1300"/>
         </w:tabs>
-        <w:spacing w:before="0" w:after="24" w:line="272" w:lineRule="auto"/>
+        <w:spacing w:before="0" w:after="24" w:line="256" w:lineRule="auto"/>
         <w:ind w:left="1300" w:hanging="868"/>
       </w:pPr>
       <w:r>
@@ -2538,35 +2557,35 @@
           <w:rFonts w:ascii="Avenir Next" w:hAnsi="Avenir Next" w:cs="Avenir Next" w:eastAsia="Avenir Next"/>
           <w:b/>
           <w:color w:val="003A70"/>
+          <w:sz w:val="22"/>
+          <w:szCs w:val="18"/>
+        </w:rPr>
+        <w:t xml:space="preserve">Step 2</w:t>
+      </w:r>
+      <w:r>
+        <w:rPr>
+          <w:rFonts w:ascii="Avenir Next" w:hAnsi="Avenir Next" w:cs="Avenir Next" w:eastAsia="Avenir Next"/>
+          <w:color w:val="1A1A1A"/>
           <w:sz w:val="18"/>
           <w:szCs w:val="18"/>
         </w:rPr>
-        <w:t xml:space="preserve">Step 2</w:t>
-      </w:r>
-      <w:r>
-        <w:rPr>
-          <w:rFonts w:ascii="Avenir Next" w:hAnsi="Avenir Next" w:cs="Avenir Next" w:eastAsia="Avenir Next"/>
-          <w:color w:val="1A1A1A"/>
-          <w:sz w:val="18"/>
-          <w:szCs w:val="18"/>
-        </w:rPr>
         <w:tab/>
       </w:r>
       <w:r>
         <w:rPr>
           <w:rFonts w:ascii="Avenir Next" w:hAnsi="Avenir Next" w:cs="Avenir Next" w:eastAsia="Avenir Next"/>
           <w:color w:val="1A1A1A"/>
+          <w:sz w:val="22"/>
+          <w:szCs w:val="21"/>
+        </w:rPr>
+        <w:t xml:space="preserve">5 × </w:t>
+      </w:r>
+      <w:r>
+        <w:rPr>
+          <w:rFonts w:ascii="Avenir Next" w:hAnsi="Avenir Next" w:cs="Avenir Next" w:eastAsia="Avenir Next"/>
+          <w:color w:val="1A1A1A"/>
           <w:sz w:val="21"/>
           <w:szCs w:val="21"/>
-        </w:rPr>
-        <w:t xml:space="preserve">5 × </w:t>
-      </w:r>
-      <w:r>
-        <w:rPr>
-          <w:rFonts w:ascii="Avenir Next" w:hAnsi="Avenir Next" w:cs="Avenir Next" w:eastAsia="Avenir Next"/>
-          <w:color w:val="1A1A1A"/>
-          <w:sz w:val="21"/>
-          <w:szCs w:val="21"/>
           <w:u w:val="single"/>
         </w:rPr>
         <w:t xml:space="preserve">                </w:t>
@@ -2575,7 +2594,7 @@
         <w:rPr>
           <w:rFonts w:ascii="Avenir Next" w:hAnsi="Avenir Next" w:cs="Avenir Next" w:eastAsia="Avenir Next"/>
           <w:color w:val="1A1A1A"/>
-          <w:sz w:val="21"/>
+          <w:sz w:val="22"/>
           <w:szCs w:val="21"/>
         </w:rPr>
         <w:t xml:space="preserve"> = </w:t>
@@ -2597,7 +2616,7 @@
         <w:tabs>
           <w:tab w:val="left" w:pos="1300"/>
         </w:tabs>
-        <w:spacing w:before="0" w:after="24" w:line="272" w:lineRule="auto"/>
+        <w:spacing w:before="0" w:after="24" w:line="256" w:lineRule="auto"/>
         <w:ind w:left="1300" w:hanging="868"/>
       </w:pPr>
       <w:r>
@@ -2605,35 +2624,35 @@
           <w:rFonts w:ascii="Avenir Next" w:hAnsi="Avenir Next" w:cs="Avenir Next" w:eastAsia="Avenir Next"/>
           <w:b/>
           <w:color w:val="003A70"/>
+          <w:sz w:val="22"/>
+          <w:szCs w:val="18"/>
+        </w:rPr>
+        <w:t xml:space="preserve">Step 3</w:t>
+      </w:r>
+      <w:r>
+        <w:rPr>
+          <w:rFonts w:ascii="Avenir Next" w:hAnsi="Avenir Next" w:cs="Avenir Next" w:eastAsia="Avenir Next"/>
+          <w:color w:val="1A1A1A"/>
           <w:sz w:val="18"/>
           <w:szCs w:val="18"/>
         </w:rPr>
-        <w:t xml:space="preserve">Step 3</w:t>
-      </w:r>
-      <w:r>
-        <w:rPr>
-          <w:rFonts w:ascii="Avenir Next" w:hAnsi="Avenir Next" w:cs="Avenir Next" w:eastAsia="Avenir Next"/>
-          <w:color w:val="1A1A1A"/>
-          <w:sz w:val="18"/>
-          <w:szCs w:val="18"/>
-        </w:rPr>
         <w:tab/>
       </w:r>
       <w:r>
         <w:rPr>
           <w:rFonts w:ascii="Avenir Next" w:hAnsi="Avenir Next" w:cs="Avenir Next" w:eastAsia="Avenir Next"/>
           <w:color w:val="1A1A1A"/>
+          <w:sz w:val="22"/>
+          <w:szCs w:val="21"/>
+        </w:rPr>
+        <w:t xml:space="preserve">5 = </w:t>
+      </w:r>
+      <w:r>
+        <w:rPr>
+          <w:rFonts w:ascii="Avenir Next" w:hAnsi="Avenir Next" w:cs="Avenir Next" w:eastAsia="Avenir Next"/>
+          <w:color w:val="1A1A1A"/>
           <w:sz w:val="21"/>
           <w:szCs w:val="21"/>
-        </w:rPr>
-        <w:t xml:space="preserve">5 = </w:t>
-      </w:r>
-      <w:r>
-        <w:rPr>
-          <w:rFonts w:ascii="Avenir Next" w:hAnsi="Avenir Next" w:cs="Avenir Next" w:eastAsia="Avenir Next"/>
-          <w:color w:val="1A1A1A"/>
-          <w:sz w:val="21"/>
-          <w:szCs w:val="21"/>
           <w:u w:val="single"/>
         </w:rPr>
         <w:t xml:space="preserve">                </w:t>
@@ -2642,7 +2661,7 @@
         <w:rPr>
           <w:rFonts w:ascii="Avenir Next" w:hAnsi="Avenir Next" w:cs="Avenir Next" w:eastAsia="Avenir Next"/>
           <w:color w:val="1A1A1A"/>
-          <w:sz w:val="21"/>
+          <w:sz w:val="22"/>
           <w:szCs w:val="21"/>
         </w:rPr>
         <w:t xml:space="preserve">/2</w:t>
@@ -2659,7 +2678,7 @@
         <w:tabs>
           <w:tab w:val="left" w:pos="432"/>
         </w:tabs>
-        <w:spacing w:before="90" w:after="40" w:line="268" w:lineRule="auto"/>
+        <w:spacing w:before="90" w:after="40" w:line="254" w:lineRule="auto"/>
         <w:ind w:left="432" w:hanging="432"/>
       </w:pPr>
       <w:r>
@@ -2697,7 +2716,7 @@
         <w:tabs>
           <w:tab w:val="left" w:pos="1300"/>
         </w:tabs>
-        <w:spacing w:before="0" w:after="24" w:line="272" w:lineRule="auto"/>
+        <w:spacing w:before="0" w:after="24" w:line="256" w:lineRule="auto"/>
         <w:ind w:left="1300" w:hanging="868"/>
       </w:pPr>
       <w:r>
@@ -2705,35 +2724,35 @@
           <w:rFonts w:ascii="Avenir Next" w:hAnsi="Avenir Next" w:cs="Avenir Next" w:eastAsia="Avenir Next"/>
           <w:b/>
           <w:color w:val="003A70"/>
+          <w:sz w:val="22"/>
+          <w:szCs w:val="18"/>
+        </w:rPr>
+        <w:t xml:space="preserve">Step 1</w:t>
+      </w:r>
+      <w:r>
+        <w:rPr>
+          <w:rFonts w:ascii="Avenir Next" w:hAnsi="Avenir Next" w:cs="Avenir Next" w:eastAsia="Avenir Next"/>
+          <w:color w:val="1A1A1A"/>
           <w:sz w:val="18"/>
           <w:szCs w:val="18"/>
         </w:rPr>
-        <w:t xml:space="preserve">Step 1</w:t>
-      </w:r>
-      <w:r>
-        <w:rPr>
-          <w:rFonts w:ascii="Avenir Next" w:hAnsi="Avenir Next" w:cs="Avenir Next" w:eastAsia="Avenir Next"/>
-          <w:color w:val="1A1A1A"/>
-          <w:sz w:val="18"/>
-          <w:szCs w:val="18"/>
-        </w:rPr>
         <w:tab/>
       </w:r>
       <w:r>
         <w:rPr>
           <w:rFonts w:ascii="Avenir Next" w:hAnsi="Avenir Next" w:cs="Avenir Next" w:eastAsia="Avenir Next"/>
           <w:color w:val="1A1A1A"/>
+          <w:sz w:val="22"/>
+          <w:szCs w:val="21"/>
+        </w:rPr>
+        <w:t xml:space="preserve">The bottom number is </w:t>
+      </w:r>
+      <w:r>
+        <w:rPr>
+          <w:rFonts w:ascii="Avenir Next" w:hAnsi="Avenir Next" w:cs="Avenir Next" w:eastAsia="Avenir Next"/>
+          <w:color w:val="1A1A1A"/>
           <w:sz w:val="21"/>
           <w:szCs w:val="21"/>
-        </w:rPr>
-        <w:t xml:space="preserve">The bottom number is </w:t>
-      </w:r>
-      <w:r>
-        <w:rPr>
-          <w:rFonts w:ascii="Avenir Next" w:hAnsi="Avenir Next" w:cs="Avenir Next" w:eastAsia="Avenir Next"/>
-          <w:color w:val="1A1A1A"/>
-          <w:sz w:val="21"/>
-          <w:szCs w:val="21"/>
           <w:u w:val="single"/>
         </w:rPr>
         <w:t xml:space="preserve">                </w:t>
@@ -2742,7 +2761,7 @@
         <w:rPr>
           <w:rFonts w:ascii="Avenir Next" w:hAnsi="Avenir Next" w:cs="Avenir Next" w:eastAsia="Avenir Next"/>
           <w:color w:val="1A1A1A"/>
-          <w:sz w:val="21"/>
+          <w:sz w:val="22"/>
           <w:szCs w:val="21"/>
         </w:rPr>
         <w:t xml:space="preserve">.</w:t>
@@ -2754,7 +2773,7 @@
         <w:tabs>
           <w:tab w:val="left" w:pos="1300"/>
         </w:tabs>
-        <w:spacing w:before="0" w:after="24" w:line="272" w:lineRule="auto"/>
+        <w:spacing w:before="0" w:after="24" w:line="256" w:lineRule="auto"/>
         <w:ind w:left="1300" w:hanging="868"/>
       </w:pPr>
       <w:r>
@@ -2762,35 +2781,35 @@
           <w:rFonts w:ascii="Avenir Next" w:hAnsi="Avenir Next" w:cs="Avenir Next" w:eastAsia="Avenir Next"/>
           <w:b/>
           <w:color w:val="003A70"/>
+          <w:sz w:val="22"/>
+          <w:szCs w:val="18"/>
+        </w:rPr>
+        <w:t xml:space="preserve">Step 2</w:t>
+      </w:r>
+      <w:r>
+        <w:rPr>
+          <w:rFonts w:ascii="Avenir Next" w:hAnsi="Avenir Next" w:cs="Avenir Next" w:eastAsia="Avenir Next"/>
+          <w:color w:val="1A1A1A"/>
           <w:sz w:val="18"/>
           <w:szCs w:val="18"/>
         </w:rPr>
-        <w:t xml:space="preserve">Step 2</w:t>
-      </w:r>
-      <w:r>
-        <w:rPr>
-          <w:rFonts w:ascii="Avenir Next" w:hAnsi="Avenir Next" w:cs="Avenir Next" w:eastAsia="Avenir Next"/>
-          <w:color w:val="1A1A1A"/>
-          <w:sz w:val="18"/>
-          <w:szCs w:val="18"/>
-        </w:rPr>
         <w:tab/>
       </w:r>
       <w:r>
         <w:rPr>
           <w:rFonts w:ascii="Avenir Next" w:hAnsi="Avenir Next" w:cs="Avenir Next" w:eastAsia="Avenir Next"/>
           <w:color w:val="1A1A1A"/>
+          <w:sz w:val="22"/>
+          <w:szCs w:val="21"/>
+        </w:rPr>
+        <w:t xml:space="preserve">4 × </w:t>
+      </w:r>
+      <w:r>
+        <w:rPr>
+          <w:rFonts w:ascii="Avenir Next" w:hAnsi="Avenir Next" w:cs="Avenir Next" w:eastAsia="Avenir Next"/>
+          <w:color w:val="1A1A1A"/>
           <w:sz w:val="21"/>
           <w:szCs w:val="21"/>
-        </w:rPr>
-        <w:t xml:space="preserve">4 × </w:t>
-      </w:r>
-      <w:r>
-        <w:rPr>
-          <w:rFonts w:ascii="Avenir Next" w:hAnsi="Avenir Next" w:cs="Avenir Next" w:eastAsia="Avenir Next"/>
-          <w:color w:val="1A1A1A"/>
-          <w:sz w:val="21"/>
-          <w:szCs w:val="21"/>
           <w:u w:val="single"/>
         </w:rPr>
         <w:t xml:space="preserve">                </w:t>
@@ -2799,7 +2818,7 @@
         <w:rPr>
           <w:rFonts w:ascii="Avenir Next" w:hAnsi="Avenir Next" w:cs="Avenir Next" w:eastAsia="Avenir Next"/>
           <w:color w:val="1A1A1A"/>
-          <w:sz w:val="21"/>
+          <w:sz w:val="22"/>
           <w:szCs w:val="21"/>
         </w:rPr>
         <w:t xml:space="preserve"> = </w:t>
@@ -2821,7 +2840,7 @@
         <w:tabs>
           <w:tab w:val="left" w:pos="1300"/>
         </w:tabs>
-        <w:spacing w:before="0" w:after="24" w:line="272" w:lineRule="auto"/>
+        <w:spacing w:before="0" w:after="24" w:line="256" w:lineRule="auto"/>
         <w:ind w:left="1300" w:hanging="868"/>
       </w:pPr>
       <w:r>
@@ -2829,35 +2848,35 @@
           <w:rFonts w:ascii="Avenir Next" w:hAnsi="Avenir Next" w:cs="Avenir Next" w:eastAsia="Avenir Next"/>
           <w:b/>
           <w:color w:val="003A70"/>
+          <w:sz w:val="22"/>
+          <w:szCs w:val="18"/>
+        </w:rPr>
+        <w:t xml:space="preserve">Step 3</w:t>
+      </w:r>
+      <w:r>
+        <w:rPr>
+          <w:rFonts w:ascii="Avenir Next" w:hAnsi="Avenir Next" w:cs="Avenir Next" w:eastAsia="Avenir Next"/>
+          <w:color w:val="1A1A1A"/>
           <w:sz w:val="18"/>
           <w:szCs w:val="18"/>
         </w:rPr>
-        <w:t xml:space="preserve">Step 3</w:t>
-      </w:r>
-      <w:r>
-        <w:rPr>
-          <w:rFonts w:ascii="Avenir Next" w:hAnsi="Avenir Next" w:cs="Avenir Next" w:eastAsia="Avenir Next"/>
-          <w:color w:val="1A1A1A"/>
-          <w:sz w:val="18"/>
-          <w:szCs w:val="18"/>
-        </w:rPr>
         <w:tab/>
       </w:r>
       <w:r>
         <w:rPr>
           <w:rFonts w:ascii="Avenir Next" w:hAnsi="Avenir Next" w:cs="Avenir Next" w:eastAsia="Avenir Next"/>
           <w:color w:val="1A1A1A"/>
+          <w:sz w:val="22"/>
+          <w:szCs w:val="21"/>
+        </w:rPr>
+        <w:t xml:space="preserve">4 = </w:t>
+      </w:r>
+      <w:r>
+        <w:rPr>
+          <w:rFonts w:ascii="Avenir Next" w:hAnsi="Avenir Next" w:cs="Avenir Next" w:eastAsia="Avenir Next"/>
+          <w:color w:val="1A1A1A"/>
           <w:sz w:val="21"/>
           <w:szCs w:val="21"/>
-        </w:rPr>
-        <w:t xml:space="preserve">4 = </w:t>
-      </w:r>
-      <w:r>
-        <w:rPr>
-          <w:rFonts w:ascii="Avenir Next" w:hAnsi="Avenir Next" w:cs="Avenir Next" w:eastAsia="Avenir Next"/>
-          <w:color w:val="1A1A1A"/>
-          <w:sz w:val="21"/>
-          <w:szCs w:val="21"/>
           <w:u w:val="single"/>
         </w:rPr>
         <w:t xml:space="preserve">                </w:t>
@@ -2866,7 +2885,7 @@
         <w:rPr>
           <w:rFonts w:ascii="Avenir Next" w:hAnsi="Avenir Next" w:cs="Avenir Next" w:eastAsia="Avenir Next"/>
           <w:color w:val="1A1A1A"/>
-          <w:sz w:val="21"/>
+          <w:sz w:val="22"/>
           <w:szCs w:val="21"/>
         </w:rPr>
         <w:t xml:space="preserve">/3</w:t>
@@ -2879,6 +2898,7 @@
     </w:p>
     <w:p>
       <w:pPr>
+        <w:pStyle w:val="Heading2"/>
         <w:keepNext/>
         <w:pBdr>
           <w:bottom w:val="single" w:sz="8" w:space="3" w:color="003A70"/>
@@ -2894,7 +2914,7 @@
           <w:b/>
           <w:color w:val="003A70"/>
           <w:spacing w:val="14"/>
-          <w:sz w:val="19"/>
+          <w:sz w:val="22"/>
           <w:szCs w:val="19"/>
         </w:rPr>
         <w:t xml:space="preserve">YOUR TURN</w:t>
@@ -2913,7 +2933,7 @@
           <w:rFonts w:ascii="Avenir Next" w:hAnsi="Avenir Next" w:cs="Avenir Next" w:eastAsia="Avenir Next"/>
           <w:i/>
           <w:color w:val="5A5F66"/>
-          <w:sz w:val="17"/>
+          <w:sz w:val="22"/>
           <w:szCs w:val="17"/>
         </w:rPr>
         <w:t xml:space="preserve">use the steps on your own</w:t>
@@ -2963,7 +2983,7 @@
               <w:tabs>
                 <w:tab w:val="left" w:pos="432"/>
               </w:tabs>
-              <w:spacing w:before="90" w:after="40" w:line="268" w:lineRule="auto"/>
+              <w:spacing w:before="90" w:after="40" w:line="254" w:lineRule="auto"/>
               <w:ind w:left="432" w:hanging="432"/>
             </w:pPr>
             <w:r>
@@ -3037,7 +3057,7 @@
                     <w:tabs>
                       <w:tab w:val="left" w:pos="340"/>
                     </w:tabs>
-                    <w:spacing w:before="0" w:after="0" w:line="276" w:lineRule="auto"/>
+                    <w:spacing w:before="0" w:after="0" w:line="258" w:lineRule="auto"/>
                     <w:ind w:left="340" w:hanging="340"/>
                   </w:pPr>
                   <w:r>
@@ -3099,7 +3119,7 @@
                     <w:tabs>
                       <w:tab w:val="left" w:pos="340"/>
                     </w:tabs>
-                    <w:spacing w:before="0" w:after="0" w:line="276" w:lineRule="auto"/>
+                    <w:spacing w:before="0" w:after="0" w:line="258" w:lineRule="auto"/>
                     <w:ind w:left="340" w:hanging="340"/>
                   </w:pPr>
                   <w:r>
@@ -3161,7 +3181,7 @@
                     <w:tabs>
                       <w:tab w:val="left" w:pos="340"/>
                     </w:tabs>
-                    <w:spacing w:before="0" w:after="0" w:line="276" w:lineRule="auto"/>
+                    <w:spacing w:before="0" w:after="0" w:line="258" w:lineRule="auto"/>
                     <w:ind w:left="340" w:hanging="340"/>
                   </w:pPr>
                   <w:r>
@@ -3229,7 +3249,7 @@
                     <w:tabs>
                       <w:tab w:val="left" w:pos="340"/>
                     </w:tabs>
-                    <w:spacing w:before="0" w:after="0" w:line="276" w:lineRule="auto"/>
+                    <w:spacing w:before="0" w:after="0" w:line="258" w:lineRule="auto"/>
                     <w:ind w:left="340" w:hanging="340"/>
                   </w:pPr>
                   <w:r>
@@ -3291,7 +3311,7 @@
                     <w:tabs>
                       <w:tab w:val="left" w:pos="340"/>
                     </w:tabs>
-                    <w:spacing w:before="0" w:after="0" w:line="276" w:lineRule="auto"/>
+                    <w:spacing w:before="0" w:after="0" w:line="258" w:lineRule="auto"/>
                     <w:ind w:left="340" w:hanging="340"/>
                   </w:pPr>
                   <w:r>
@@ -3353,7 +3373,7 @@
                     <w:tabs>
                       <w:tab w:val="left" w:pos="340"/>
                     </w:tabs>
-                    <w:spacing w:before="0" w:after="0" w:line="276" w:lineRule="auto"/>
+                    <w:spacing w:before="0" w:after="0" w:line="258" w:lineRule="auto"/>
                     <w:ind w:left="340" w:hanging="340"/>
                   </w:pPr>
                   <w:r>
@@ -3422,6 +3442,7 @@
     </w:p>
     <w:p>
       <w:pPr>
+        <w:pStyle w:val="Heading2"/>
         <w:keepNext/>
         <w:pBdr>
           <w:bottom w:val="single" w:sz="8" w:space="3" w:color="003A70"/>
@@ -3437,7 +3458,7 @@
           <w:b/>
           <w:color w:val="003A70"/>
           <w:spacing w:val="14"/>
-          <w:sz w:val="19"/>
+          <w:sz w:val="22"/>
           <w:szCs w:val="19"/>
         </w:rPr>
         <w:t xml:space="preserve">READY CHECK</w:t>
@@ -3456,7 +3477,7 @@
           <w:rFonts w:ascii="Avenir Next" w:hAnsi="Avenir Next" w:cs="Avenir Next" w:eastAsia="Avenir Next"/>
           <w:i/>
           <w:color w:val="5A5F66"/>
-          <w:sz w:val="17"/>
+          <w:sz w:val="22"/>
           <w:szCs w:val="17"/>
         </w:rPr>
         <w:t xml:space="preserve">a problem like the one in today’s lesson</w:t>
@@ -3506,7 +3527,7 @@
               <w:tabs>
                 <w:tab w:val="left" w:pos="432"/>
               </w:tabs>
-              <w:spacing w:before="90" w:after="40" w:line="268" w:lineRule="auto"/>
+              <w:spacing w:before="90" w:after="40" w:line="254" w:lineRule="auto"/>
               <w:ind w:left="432" w:hanging="432"/>
             </w:pPr>
             <w:r>
@@ -3580,7 +3601,7 @@
                     <w:tabs>
                       <w:tab w:val="left" w:pos="340"/>
                     </w:tabs>
-                    <w:spacing w:before="0" w:after="0" w:line="264" w:lineRule="auto"/>
+                    <w:spacing w:before="0" w:after="0" w:line="252" w:lineRule="auto"/>
                     <w:ind w:left="340" w:hanging="340"/>
                   </w:pPr>
                   <w:r>
@@ -3588,25 +3609,25 @@
                       <w:rFonts w:ascii="Avenir Next" w:hAnsi="Avenir Next" w:cs="Avenir Next" w:eastAsia="Avenir Next"/>
                       <w:b/>
                       <w:color w:val="003A70"/>
+                      <w:sz w:val="22"/>
+                      <w:szCs w:val="21"/>
+                    </w:rPr>
+                    <w:t xml:space="preserve">A</w:t>
+                  </w:r>
+                  <w:r>
+                    <w:rPr>
+                      <w:rFonts w:ascii="Avenir Next" w:hAnsi="Avenir Next" w:cs="Avenir Next" w:eastAsia="Avenir Next"/>
+                      <w:color w:val="1A1A1A"/>
                       <w:sz w:val="21"/>
                       <w:szCs w:val="21"/>
                     </w:rPr>
-                    <w:t xml:space="preserve">A</w:t>
-                  </w:r>
-                  <w:r>
-                    <w:rPr>
-                      <w:rFonts w:ascii="Avenir Next" w:hAnsi="Avenir Next" w:cs="Avenir Next" w:eastAsia="Avenir Next"/>
-                      <w:color w:val="1A1A1A"/>
-                      <w:sz w:val="21"/>
-                      <w:szCs w:val="21"/>
-                    </w:rPr>
                     <w:tab/>
                   </w:r>
                   <w:r>
                     <w:rPr>
                       <w:rFonts w:ascii="Avenir Next" w:hAnsi="Avenir Next" w:cs="Avenir Next" w:eastAsia="Avenir Next"/>
                       <w:color w:val="1A1A1A"/>
-                      <w:sz w:val="21"/>
+                      <w:sz w:val="22"/>
                       <w:szCs w:val="21"/>
                     </w:rPr>
                     <w:t xml:space="preserve">4</w:t>
@@ -3623,7 +3644,7 @@
                     <w:tabs>
                       <w:tab w:val="left" w:pos="340"/>
                     </w:tabs>
-                    <w:spacing w:before="0" w:after="0" w:line="264" w:lineRule="auto"/>
+                    <w:spacing w:before="0" w:after="0" w:line="252" w:lineRule="auto"/>
                     <w:ind w:left="340" w:hanging="340"/>
                   </w:pPr>
                   <w:r>
@@ -3631,25 +3652,25 @@
                       <w:rFonts w:ascii="Avenir Next" w:hAnsi="Avenir Next" w:cs="Avenir Next" w:eastAsia="Avenir Next"/>
                       <w:b/>
                       <w:color w:val="003A70"/>
+                      <w:sz w:val="22"/>
+                      <w:szCs w:val="21"/>
+                    </w:rPr>
+                    <w:t xml:space="preserve">B</w:t>
+                  </w:r>
+                  <w:r>
+                    <w:rPr>
+                      <w:rFonts w:ascii="Avenir Next" w:hAnsi="Avenir Next" w:cs="Avenir Next" w:eastAsia="Avenir Next"/>
+                      <w:color w:val="1A1A1A"/>
                       <w:sz w:val="21"/>
                       <w:szCs w:val="21"/>
                     </w:rPr>
-                    <w:t xml:space="preserve">B</w:t>
-                  </w:r>
-                  <w:r>
-                    <w:rPr>
-                      <w:rFonts w:ascii="Avenir Next" w:hAnsi="Avenir Next" w:cs="Avenir Next" w:eastAsia="Avenir Next"/>
-                      <w:color w:val="1A1A1A"/>
-                      <w:sz w:val="21"/>
-                      <w:szCs w:val="21"/>
-                    </w:rPr>
                     <w:tab/>
                   </w:r>
                   <w:r>
                     <w:rPr>
                       <w:rFonts w:ascii="Avenir Next" w:hAnsi="Avenir Next" w:cs="Avenir Next" w:eastAsia="Avenir Next"/>
                       <w:color w:val="1A1A1A"/>
-                      <w:sz w:val="21"/>
+                      <w:sz w:val="22"/>
                       <w:szCs w:val="21"/>
                     </w:rPr>
                     <w:t xml:space="preserve">16</w:t>
@@ -3666,7 +3687,7 @@
                     <w:tabs>
                       <w:tab w:val="left" w:pos="340"/>
                     </w:tabs>
-                    <w:spacing w:before="0" w:after="0" w:line="264" w:lineRule="auto"/>
+                    <w:spacing w:before="0" w:after="0" w:line="252" w:lineRule="auto"/>
                     <w:ind w:left="340" w:hanging="340"/>
                   </w:pPr>
                   <w:r>
@@ -3674,25 +3695,25 @@
                       <w:rFonts w:ascii="Avenir Next" w:hAnsi="Avenir Next" w:cs="Avenir Next" w:eastAsia="Avenir Next"/>
                       <w:b/>
                       <w:color w:val="003A70"/>
+                      <w:sz w:val="22"/>
+                      <w:szCs w:val="21"/>
+                    </w:rPr>
+                    <w:t xml:space="preserve">C</w:t>
+                  </w:r>
+                  <w:r>
+                    <w:rPr>
+                      <w:rFonts w:ascii="Avenir Next" w:hAnsi="Avenir Next" w:cs="Avenir Next" w:eastAsia="Avenir Next"/>
+                      <w:color w:val="1A1A1A"/>
                       <w:sz w:val="21"/>
                       <w:szCs w:val="21"/>
                     </w:rPr>
-                    <w:t xml:space="preserve">C</w:t>
-                  </w:r>
-                  <w:r>
-                    <w:rPr>
-                      <w:rFonts w:ascii="Avenir Next" w:hAnsi="Avenir Next" w:cs="Avenir Next" w:eastAsia="Avenir Next"/>
-                      <w:color w:val="1A1A1A"/>
-                      <w:sz w:val="21"/>
-                      <w:szCs w:val="21"/>
-                    </w:rPr>
                     <w:tab/>
                   </w:r>
                   <w:r>
                     <w:rPr>
                       <w:rFonts w:ascii="Avenir Next" w:hAnsi="Avenir Next" w:cs="Avenir Next" w:eastAsia="Avenir Next"/>
                       <w:color w:val="1A1A1A"/>
-                      <w:sz w:val="21"/>
+                      <w:sz w:val="22"/>
                       <w:szCs w:val="21"/>
                     </w:rPr>
                     <w:t xml:space="preserve">10</w:t>
@@ -3709,7 +3730,7 @@
                     <w:tabs>
                       <w:tab w:val="left" w:pos="340"/>
                     </w:tabs>
-                    <w:spacing w:before="0" w:after="0" w:line="264" w:lineRule="auto"/>
+                    <w:spacing w:before="0" w:after="0" w:line="252" w:lineRule="auto"/>
                     <w:ind w:left="340" w:hanging="340"/>
                   </w:pPr>
                   <w:r>
@@ -3717,25 +3738,25 @@
                       <w:rFonts w:ascii="Avenir Next" w:hAnsi="Avenir Next" w:cs="Avenir Next" w:eastAsia="Avenir Next"/>
                       <w:b/>
                       <w:color w:val="003A70"/>
+                      <w:sz w:val="22"/>
+                      <w:szCs w:val="21"/>
+                    </w:rPr>
+                    <w:t xml:space="preserve">D</w:t>
+                  </w:r>
+                  <w:r>
+                    <w:rPr>
+                      <w:rFonts w:ascii="Avenir Next" w:hAnsi="Avenir Next" w:cs="Avenir Next" w:eastAsia="Avenir Next"/>
+                      <w:color w:val="1A1A1A"/>
                       <w:sz w:val="21"/>
                       <w:szCs w:val="21"/>
                     </w:rPr>
-                    <w:t xml:space="preserve">D</w:t>
-                  </w:r>
-                  <w:r>
-                    <w:rPr>
-                      <w:rFonts w:ascii="Avenir Next" w:hAnsi="Avenir Next" w:cs="Avenir Next" w:eastAsia="Avenir Next"/>
-                      <w:color w:val="1A1A1A"/>
-                      <w:sz w:val="21"/>
-                      <w:szCs w:val="21"/>
-                    </w:rPr>
                     <w:tab/>
                   </w:r>
                   <w:r>
                     <w:rPr>
                       <w:rFonts w:ascii="Avenir Next" w:hAnsi="Avenir Next" w:cs="Avenir Next" w:eastAsia="Avenir Next"/>
                       <w:color w:val="1A1A1A"/>
-                      <w:sz w:val="21"/>
+                      <w:sz w:val="22"/>
                       <w:szCs w:val="21"/>
                     </w:rPr>
                     <w:t xml:space="preserve">1/16</w:t>
@@ -3784,19 +3805,42 @@
         <w:tblLook w:val="0000" w:firstRow="0" w:lastRow="0" w:firstColumn="0" w:lastColumn="0" w:noHBand="1" w:noVBand="1"/>
       </w:tblPr>
       <w:tblGrid>
-        <w:gridCol w:w="2000"/>
-        <w:gridCol w:w="2300"/>
-        <w:gridCol w:w="2100"/>
-        <w:gridCol w:w="3104"/>
+        <w:gridCol w:w="1750"/>
+        <w:gridCol w:w="2500"/>
+        <w:gridCol w:w="2200"/>
+        <w:gridCol w:w="3054"/>
       </w:tblGrid>
       <w:tr>
         <w:trPr>
           <w:cantSplit/>
-          <w:trHeight w:val="320" w:hRule="atLeast"/>
+          <w:trHeight w:val="300" w:hRule="atLeast"/>
         </w:trPr>
         <w:tc>
           <w:tcPr>
-            <w:tcW w:w="2000" w:type="dxa"/>
+            <w:tcW w:w="1750" w:type="dxa"/>
+            <w:vAlign w:val="center"/>
+          </w:tcPr>
+          <w:p>
+            <w:pPr>
+              <w:pStyle w:val="Heading2"/>
+              <w:spacing w:before="0" w:after="0" w:line="240" w:lineRule="auto"/>
+            </w:pPr>
+            <w:r>
+              <w:rPr>
+                <w:rFonts w:ascii="Avenir Next" w:hAnsi="Avenir Next" w:cs="Avenir Next" w:eastAsia="Avenir Next"/>
+                <w:b/>
+                <w:color w:val="003A70"/>
+                <w:spacing w:val="12"/>
+                <w:sz w:val="15"/>
+                <w:szCs w:val="15"/>
+              </w:rPr>
+              <w:t xml:space="preserve">CHECK YOURSELF</w:t>
+            </w:r>
+          </w:p>
+        </w:tc>
+        <w:tc>
+          <w:tcPr>
+            <w:tcW w:w="2500" w:type="dxa"/>
             <w:vAlign w:val="center"/>
           </w:tcPr>
           <w:p>
@@ -3805,20 +3849,27 @@
             </w:pPr>
             <w:r>
               <w:rPr>
-                <w:rFonts w:ascii="Avenir Next" w:hAnsi="Avenir Next" w:cs="Avenir Next" w:eastAsia="Avenir Next"/>
-                <w:b/>
-                <w:color w:val="003A70"/>
-                <w:spacing w:val="12"/>
-                <w:sz w:val="15"/>
-                <w:szCs w:val="15"/>
-              </w:rPr>
-              <w:t xml:space="preserve">CHECK YOURSELF</w:t>
+                <w:rFonts w:ascii="Arial" w:hAnsi="Arial" w:cs="Arial" w:eastAsia="Arial"/>
+                <w:color w:val="1A1A1A"/>
+                <w:sz w:val="20"/>
+                <w:szCs w:val="20"/>
+              </w:rPr>
+              <w:t xml:space="preserve">□</w:t>
+            </w:r>
+            <w:r>
+              <w:rPr>
+                <w:rFonts w:ascii="Avenir Next" w:hAnsi="Avenir Next" w:cs="Avenir Next" w:eastAsia="Avenir Next"/>
+                <w:color w:val="1A1A1A"/>
+                <w:sz w:val="17"/>
+                <w:szCs w:val="17"/>
+              </w:rPr>
+              <w:t xml:space="preserve">  I can do this on my own</w:t>
             </w:r>
           </w:p>
         </w:tc>
         <w:tc>
           <w:tcPr>
-            <w:tcW w:w="2300" w:type="dxa"/>
+            <w:tcW w:w="2200" w:type="dxa"/>
             <w:vAlign w:val="center"/>
           </w:tcPr>
           <w:p>
@@ -3829,8 +3880,8 @@
               <w:rPr>
                 <w:rFonts w:ascii="Arial" w:hAnsi="Arial" w:cs="Arial" w:eastAsia="Arial"/>
                 <w:color w:val="1A1A1A"/>
-                <w:sz w:val="24"/>
-                <w:szCs w:val="24"/>
+                <w:sz w:val="20"/>
+                <w:szCs w:val="20"/>
               </w:rPr>
               <w:t xml:space="preserve">□</w:t>
             </w:r>
@@ -3841,13 +3892,13 @@
                 <w:sz w:val="17"/>
                 <w:szCs w:val="17"/>
               </w:rPr>
-              <w:t xml:space="preserve">  I can do this on my own</w:t>
+              <w:t xml:space="preserve">  I need a little help</w:t>
             </w:r>
           </w:p>
         </w:tc>
         <w:tc>
           <w:tcPr>
-            <w:tcW w:w="2100" w:type="dxa"/>
+            <w:tcW w:w="3054" w:type="dxa"/>
             <w:vAlign w:val="center"/>
           </w:tcPr>
           <w:p>
@@ -3858,37 +3909,8 @@
               <w:rPr>
                 <w:rFonts w:ascii="Arial" w:hAnsi="Arial" w:cs="Arial" w:eastAsia="Arial"/>
                 <w:color w:val="1A1A1A"/>
-                <w:sz w:val="24"/>
-                <w:szCs w:val="24"/>
-              </w:rPr>
-              <w:t xml:space="preserve">□</w:t>
-            </w:r>
-            <w:r>
-              <w:rPr>
-                <w:rFonts w:ascii="Avenir Next" w:hAnsi="Avenir Next" w:cs="Avenir Next" w:eastAsia="Avenir Next"/>
-                <w:color w:val="1A1A1A"/>
-                <w:sz w:val="17"/>
-                <w:szCs w:val="17"/>
-              </w:rPr>
-              <w:t xml:space="preserve">  I need a little help</w:t>
-            </w:r>
-          </w:p>
-        </w:tc>
-        <w:tc>
-          <w:tcPr>
-            <w:tcW w:w="3104" w:type="dxa"/>
-            <w:vAlign w:val="center"/>
-          </w:tcPr>
-          <w:p>
-            <w:pPr>
-              <w:spacing w:before="0" w:after="0" w:line="240" w:lineRule="auto"/>
-            </w:pPr>
-            <w:r>
-              <w:rPr>
-                <w:rFonts w:ascii="Arial" w:hAnsi="Arial" w:cs="Arial" w:eastAsia="Arial"/>
-                <w:color w:val="1A1A1A"/>
-                <w:sz w:val="24"/>
-                <w:szCs w:val="24"/>
+                <w:sz w:val="20"/>
+                <w:szCs w:val="20"/>
               </w:rPr>
               <w:t xml:space="preserve">□</w:t>
             </w:r>
@@ -3923,7 +3945,7 @@
     <w:sectPr>
       <w:footerReference w:type="default" r:id="rIdFooter1"/>
       <w:pgSz w:w="12240" w:h="15840"/>
-      <w:pgMar w:top="893" w:right="1224" w:bottom="835" w:left="1512" w:header="432" w:footer="432" w:gutter="0"/>
+      <w:pgMar w:top="780" w:right="1224" w:bottom="760" w:left="1512" w:header="432" w:footer="432" w:gutter="0"/>
       <w:cols w:space="720"/>
     </w:sectPr>
   </w:body>
@@ -4003,7 +4025,106 @@
               <w:sz w:val="15"/>
               <w:szCs w:val="15"/>
             </w:rPr>
-            <w:t xml:space="preserve">Lesson 6-1  ·  Session 1  ·  Prerequisite Practice A</w:t>
+            <w:t xml:space="preserve">6-1 · Page </w:t>
+          </w:r>
+          <w:r>
+            <w:rPr>
+              <w:rFonts w:ascii="Avenir Next" w:hAnsi="Avenir Next" w:cs="Avenir Next" w:eastAsia="Avenir Next"/>
+              <w:color w:val="5A5F66"/>
+              <w:sz w:val="15"/>
+              <w:szCs w:val="15"/>
+            </w:rPr>
+            <w:fldChar w:fldCharType="begin"/>
+          </w:r>
+          <w:r>
+            <w:rPr>
+              <w:rFonts w:ascii="Avenir Next" w:hAnsi="Avenir Next" w:cs="Avenir Next" w:eastAsia="Avenir Next"/>
+              <w:color w:val="5A5F66"/>
+              <w:sz w:val="15"/>
+              <w:szCs w:val="15"/>
+            </w:rPr>
+            <w:instrText xml:space="preserve"> PAGE </w:instrText>
+          </w:r>
+          <w:r>
+            <w:rPr>
+              <w:rFonts w:ascii="Avenir Next" w:hAnsi="Avenir Next" w:cs="Avenir Next" w:eastAsia="Avenir Next"/>
+              <w:color w:val="5A5F66"/>
+              <w:sz w:val="15"/>
+              <w:szCs w:val="15"/>
+            </w:rPr>
+            <w:fldChar w:fldCharType="separate"/>
+          </w:r>
+          <w:r>
+            <w:rPr>
+              <w:rFonts w:ascii="Avenir Next" w:hAnsi="Avenir Next" w:cs="Avenir Next" w:eastAsia="Avenir Next"/>
+              <w:color w:val="5A5F66"/>
+              <w:sz w:val="15"/>
+              <w:szCs w:val="15"/>
+            </w:rPr>
+            <w:t xml:space="preserve">1</w:t>
+          </w:r>
+          <w:r>
+            <w:rPr>
+              <w:rFonts w:ascii="Avenir Next" w:hAnsi="Avenir Next" w:cs="Avenir Next" w:eastAsia="Avenir Next"/>
+              <w:color w:val="5A5F66"/>
+              <w:sz w:val="15"/>
+              <w:szCs w:val="15"/>
+            </w:rPr>
+            <w:fldChar w:fldCharType="end"/>
+          </w:r>
+          <w:r>
+            <w:rPr>
+              <w:rFonts w:ascii="Avenir Next" w:hAnsi="Avenir Next" w:cs="Avenir Next" w:eastAsia="Avenir Next"/>
+              <w:color w:val="5A5F66"/>
+              <w:sz w:val="15"/>
+              <w:szCs w:val="15"/>
+            </w:rPr>
+            <w:t xml:space="preserve"> of </w:t>
+          </w:r>
+          <w:r>
+            <w:rPr>
+              <w:rFonts w:ascii="Avenir Next" w:hAnsi="Avenir Next" w:cs="Avenir Next" w:eastAsia="Avenir Next"/>
+              <w:color w:val="5A5F66"/>
+              <w:sz w:val="15"/>
+              <w:szCs w:val="15"/>
+            </w:rPr>
+            <w:fldChar w:fldCharType="begin"/>
+          </w:r>
+          <w:r>
+            <w:rPr>
+              <w:rFonts w:ascii="Avenir Next" w:hAnsi="Avenir Next" w:cs="Avenir Next" w:eastAsia="Avenir Next"/>
+              <w:color w:val="5A5F66"/>
+              <w:sz w:val="15"/>
+              <w:szCs w:val="15"/>
+            </w:rPr>
+            <w:instrText xml:space="preserve"> NUMPAGES </w:instrText>
+          </w:r>
+          <w:r>
+            <w:rPr>
+              <w:rFonts w:ascii="Avenir Next" w:hAnsi="Avenir Next" w:cs="Avenir Next" w:eastAsia="Avenir Next"/>
+              <w:color w:val="5A5F66"/>
+              <w:sz w:val="15"/>
+              <w:szCs w:val="15"/>
+            </w:rPr>
+            <w:fldChar w:fldCharType="separate"/>
+          </w:r>
+          <w:r>
+            <w:rPr>
+              <w:rFonts w:ascii="Avenir Next" w:hAnsi="Avenir Next" w:cs="Avenir Next" w:eastAsia="Avenir Next"/>
+              <w:color w:val="5A5F66"/>
+              <w:sz w:val="15"/>
+              <w:szCs w:val="15"/>
+            </w:rPr>
+            <w:t xml:space="preserve">1</w:t>
+          </w:r>
+          <w:r>
+            <w:rPr>
+              <w:rFonts w:ascii="Avenir Next" w:hAnsi="Avenir Next" w:cs="Avenir Next" w:eastAsia="Avenir Next"/>
+              <w:color w:val="5A5F66"/>
+              <w:sz w:val="15"/>
+              <w:szCs w:val="15"/>
+            </w:rPr>
+            <w:fldChar w:fldCharType="end"/>
           </w:r>
         </w:p>
       </w:tc>
@@ -4046,5 +4167,23 @@
       </w:tblCellMar>
     </w:tblPr>
   </w:style>
+  <w:style w:type="paragraph" w:styleId="Heading1">
+    <w:name w:val="heading 1"/>
+    <w:basedOn w:val="Normal"/>
+    <w:pPr>
+      <w:outlineLvl w:val="0"/>
+      <w:keepNext w:val="0"/>
+      <w:keepLines w:val="0"/>
+    </w:pPr>
+  </w:style>
+  <w:style w:type="paragraph" w:styleId="Heading2">
+    <w:name w:val="heading 2"/>
+    <w:basedOn w:val="Normal"/>
+    <w:pPr>
+      <w:outlineLvl w:val="1"/>
+      <w:keepNext w:val="0"/>
+      <w:keepLines w:val="0"/>
+    </w:pPr>
+  </w:style>
 </w:styles>
 </file>